--- a/QTQLĐT&HTQT03/QTQLĐT&HTQT03BM17.docx
+++ b/QTQLĐT&HTQT03/QTQLĐT&HTQT03BM17.docx
@@ -1,8 +1,3163 @@
 
 <file path=word/document.xml><?xml version="1.0" encoding="utf-8"?>
-<w:document xmlns:wpc="http://schemas.microsoft.com/office/word/2010/wordprocessingCanvas" xmlns:cx="http://schemas.microsoft.com/office/drawing/2014/chartex" xmlns:cx1="http://schemas.microsoft.com/office/drawing/2015/9/8/chartex" xmlns:cx2="http://schemas.microsoft.com/office/drawing/2015/10/21/chartex" xmlns:cx3="http://schemas.microsoft.com/office/drawing/2016/5/9/chartex" xmlns:cx4="http://schemas.microsoft.com/office/drawing/2016/5/10/chartex" xmlns:cx5="http://schemas.microsoft.com/office/drawing/2016/5/11/chartex" xmlns:cx6="http://schemas.microsoft.com/office/drawing/2016/5/12/chartex" xmlns:cx7="http://schemas.microsoft.com/office/drawing/2016/5/13/chartex" xmlns:cx8="http://schemas.microsoft.com/office/drawing/2016/5/14/chartex" xmlns:mc="http://schemas.openxmlformats.org/markup-compatibility/2006" xmlns:aink="http://schemas.microsoft.com/office/drawing/2016/ink" xmlns:am3d="http://schemas.microsoft.com/office/drawing/2017/model3d" xmlns:o="urn:schemas-microsoft-com:office:office" xmlns:oel="http://schemas.microsoft.com/office/2019/extlst" xmlns:r="http://schemas.openxmlformats.org/officeDocument/2006/relationships" xmlns:m="http://schemas.openxmlformats.org/officeDocument/2006/math" xmlns:v="urn:schemas-microsoft-com:vml" xmlns:wp14="http://schemas.microsoft.com/office/word/2010/wordprocessingDrawing" xmlns:wp="http://schemas.openxmlformats.org/drawingml/2006/wordprocessingDrawing" xmlns:w10="urn:schemas-microsoft-com:office:word" xmlns:w="http://schemas.openxmlformats.org/wordprocessingml/2006/main" xmlns:w14="http://schemas.microsoft.com/office/word/2010/wordml" xmlns:w15="http://schemas.microsoft.com/office/word/2012/wordml" xmlns:w16cex="http://schemas.microsoft.com/office/word/2018/wordml/cex" xmlns:w16cid="http://schemas.microsoft.com/office/word/2016/wordml/cid" xmlns:w16="http://schemas.microsoft.com/office/word/2018/wordml" xmlns:w16sdtdh="http://schemas.microsoft.com/office/word/2020/wordml/sdtdatahash" xmlns:w16se="http://schemas.microsoft.com/office/word/2015/wordml/symex" xmlns:wpg="http://schemas.microsoft.com/office/word/2010/wordprocessingGroup" xmlns:wpi="http://schemas.microsoft.com/office/word/2010/wordprocessingInk" xmlns:wne="http://schemas.microsoft.com/office/word/2006/wordml" xmlns:wps="http://schemas.microsoft.com/office/word/2010/wordprocessingShape" mc:Ignorable="w14 w15 w16se w16cid w16 w16cex w16sdtdh wp14">
+<w:document xmlns:wpc="http://schemas.microsoft.com/office/word/2010/wordprocessingCanvas" xmlns:cx="http://schemas.microsoft.com/office/drawing/2014/chartex" xmlns:cx1="http://schemas.microsoft.com/office/drawing/2015/9/8/chartex" xmlns:cx2="http://schemas.microsoft.com/office/drawing/2015/10/21/chartex" xmlns:cx3="http://schemas.microsoft.com/office/drawing/2016/5/9/chartex" xmlns:cx4="http://schemas.microsoft.com/office/drawing/2016/5/10/chartex" xmlns:cx5="http://schemas.microsoft.com/office/drawing/2016/5/11/chartex" xmlns:cx6="http://schemas.microsoft.com/office/drawing/2016/5/12/chartex" xmlns:cx7="http://schemas.microsoft.com/office/drawing/2016/5/13/chartex" xmlns:cx8="http://schemas.microsoft.com/office/drawing/2016/5/14/chartex" xmlns:mc="http://schemas.openxmlformats.org/markup-compatibility/2006" xmlns:aink="http://schemas.microsoft.com/office/drawing/2016/ink" xmlns:am3d="http://schemas.microsoft.com/office/drawing/2017/model3d" xmlns:o="urn:schemas-microsoft-com:office:office" xmlns:oel="http://schemas.microsoft.com/office/2019/extlst" xmlns:r="http://schemas.openxmlformats.org/officeDocument/2006/relationships" xmlns:m="http://schemas.openxmlformats.org/officeDocument/2006/math" xmlns:v="urn:schemas-microsoft-com:vml" xmlns:wp14="http://schemas.microsoft.com/office/word/2010/wordprocessingDrawing" xmlns:wp="http://schemas.openxmlformats.org/drawingml/2006/wordprocessingDrawing" xmlns:w10="urn:schemas-microsoft-com:office:word" xmlns:w="http://schemas.openxmlformats.org/wordprocessingml/2006/main" xmlns:w14="http://schemas.microsoft.com/office/word/2010/wordml" xmlns:w15="http://schemas.microsoft.com/office/word/2012/wordml" xmlns:w16cex="http://schemas.microsoft.com/office/word/2018/wordml/cex" xmlns:w16cid="http://schemas.microsoft.com/office/word/2016/wordml/cid" xmlns:w16="http://schemas.microsoft.com/office/word/2018/wordml" xmlns:w16du="http://schemas.microsoft.com/office/word/2023/wordml/word16du" xmlns:w16sdtdh="http://schemas.microsoft.com/office/word/2020/wordml/sdtdatahash" xmlns:w16sdtfl="http://schemas.microsoft.com/office/word/2024/wordml/sdtformatlock" xmlns:w16se="http://schemas.microsoft.com/office/word/2015/wordml/symex" xmlns:wpg="http://schemas.microsoft.com/office/word/2010/wordprocessingGroup" xmlns:wpi="http://schemas.microsoft.com/office/word/2010/wordprocessingInk" xmlns:wne="http://schemas.microsoft.com/office/word/2006/wordml" xmlns:wps="http://schemas.microsoft.com/office/word/2010/wordprocessingShape" mc:Ignorable="w14 w15 w16se w16cid w16 w16cex w16sdtdh w16sdtfl w16du wp14">
   <w:body>
-    <w:p/>
+    <w:tbl>
+      <w:tblPr>
+        <w:tblStyle w:val="TableGrid"/>
+        <w:tblW w:w="0" w:type="auto"/>
+        <w:tblBorders>
+          <w:top w:val="none" w:sz="0" w:space="0" w:color="auto"/>
+          <w:left w:val="none" w:sz="0" w:space="0" w:color="auto"/>
+          <w:bottom w:val="none" w:sz="0" w:space="0" w:color="auto"/>
+          <w:right w:val="none" w:sz="0" w:space="0" w:color="auto"/>
+          <w:insideH w:val="none" w:sz="0" w:space="0" w:color="auto"/>
+          <w:insideV w:val="none" w:sz="0" w:space="0" w:color="auto"/>
+        </w:tblBorders>
+        <w:tblLook w:val="04A0" w:firstRow="1" w:lastRow="0" w:firstColumn="1" w:lastColumn="0" w:noHBand="0" w:noVBand="1"/>
+      </w:tblPr>
+      <w:tblGrid>
+        <w:gridCol w:w="957"/>
+        <w:gridCol w:w="8115"/>
+      </w:tblGrid>
+      <w:tr>
+        <w:tc>
+          <w:tcPr>
+            <w:tcW w:w="957" w:type="dxa"/>
+          </w:tcPr>
+          <w:p>
+            <w:pPr>
+              <w:shd w:val="clear" w:color="auto" w:fill="FFFFFF" w:themeFill="background1"/>
+              <w:rPr>
+                <w:b/>
+                <w:noProof/>
+                <w:color w:val="000000" w:themeColor="text1"/>
+                <w:sz w:val="32"/>
+                <w:szCs w:val="32"/>
+                <w14:ligatures w14:val="standardContextual"/>
+              </w:rPr>
+            </w:pPr>
+            <w:r>
+              <w:rPr>
+                <w:noProof/>
+                <w:color w:val="000000" w:themeColor="text1"/>
+              </w:rPr>
+              <w:drawing>
+                <wp:inline distT="0" distB="0" distL="0" distR="0" wp14:anchorId="13A7424C" wp14:editId="12A72B3D">
+                  <wp:extent cx="419100" cy="427204"/>
+                  <wp:effectExtent l="0" t="0" r="0" b="0"/>
+                  <wp:docPr id="1903682394" name="Picture 1"/>
+                  <wp:cNvGraphicFramePr>
+                    <a:graphicFrameLocks xmlns:a="http://schemas.openxmlformats.org/drawingml/2006/main" noChangeAspect="1"/>
+                  </wp:cNvGraphicFramePr>
+                  <a:graphic xmlns:a="http://schemas.openxmlformats.org/drawingml/2006/main">
+                    <a:graphicData uri="http://schemas.openxmlformats.org/drawingml/2006/picture">
+                      <pic:pic xmlns:pic="http://schemas.openxmlformats.org/drawingml/2006/picture">
+                        <pic:nvPicPr>
+                          <pic:cNvPr id="1723060691" name=""/>
+                          <pic:cNvPicPr/>
+                        </pic:nvPicPr>
+                        <pic:blipFill>
+                          <a:blip r:embed="rId4"/>
+                          <a:stretch>
+                            <a:fillRect/>
+                          </a:stretch>
+                        </pic:blipFill>
+                        <pic:spPr>
+                          <a:xfrm>
+                            <a:off x="0" y="0"/>
+                            <a:ext cx="428073" cy="436351"/>
+                          </a:xfrm>
+                          <a:prstGeom prst="rect">
+                            <a:avLst/>
+                          </a:prstGeom>
+                        </pic:spPr>
+                      </pic:pic>
+                    </a:graphicData>
+                  </a:graphic>
+                </wp:inline>
+              </w:drawing>
+            </w:r>
+          </w:p>
+        </w:tc>
+        <w:tc>
+          <w:tcPr>
+            <w:tcW w:w="8115" w:type="dxa"/>
+          </w:tcPr>
+          <w:p>
+            <w:pPr>
+              <w:shd w:val="clear" w:color="auto" w:fill="FFFFFF" w:themeFill="background1"/>
+              <w:rPr>
+                <w:color w:val="000000" w:themeColor="text1"/>
+                <w:sz w:val="26"/>
+                <w:szCs w:val="26"/>
+              </w:rPr>
+            </w:pPr>
+            <w:r>
+              <w:rPr>
+                <w:color w:val="000000" w:themeColor="text1"/>
+                <w:sz w:val="26"/>
+                <w:szCs w:val="26"/>
+              </w:rPr>
+              <w:t>BỆNH VIỆN PHỤ SẢ</w:t>
+            </w:r>
+            <w:r>
+              <w:rPr>
+                <w:color w:val="000000" w:themeColor="text1"/>
+                <w:sz w:val="26"/>
+                <w:szCs w:val="26"/>
+                <w:lang w:val="en-US"/>
+              </w:rPr>
+              <w:t xml:space="preserve">N </w:t>
+            </w:r>
+            <w:r>
+              <w:rPr>
+                <w:color w:val="000000" w:themeColor="text1"/>
+                <w:sz w:val="26"/>
+                <w:szCs w:val="26"/>
+              </w:rPr>
+              <w:t>TRUNG ƯƠNG</w:t>
+            </w:r>
+          </w:p>
+          <w:p>
+            <w:pPr>
+              <w:shd w:val="clear" w:color="auto" w:fill="FFFFFF" w:themeFill="background1"/>
+              <w:rPr>
+                <w:color w:val="000000" w:themeColor="text1"/>
+                <w:sz w:val="24"/>
+                <w:szCs w:val="24"/>
+                <w:lang w:val="en-US"/>
+              </w:rPr>
+            </w:pPr>
+            <w:r>
+              <w:rPr>
+                <w:b/>
+                <w:noProof/>
+                <w:color w:val="000000" w:themeColor="text1"/>
+                <w:sz w:val="26"/>
+                <w:szCs w:val="26"/>
+                <w14:ligatures w14:val="standardContextual"/>
+              </w:rPr>
+              <mc:AlternateContent>
+                <mc:Choice Requires="wps">
+                  <w:drawing>
+                    <wp:anchor distT="0" distB="0" distL="114300" distR="114300" simplePos="0" relativeHeight="251660288" behindDoc="0" locked="0" layoutInCell="1" allowOverlap="1" wp14:anchorId="32327D88" wp14:editId="560690FD">
+                      <wp:simplePos x="0" y="0"/>
+                      <wp:positionH relativeFrom="column">
+                        <wp:posOffset>23495</wp:posOffset>
+                      </wp:positionH>
+                      <wp:positionV relativeFrom="paragraph">
+                        <wp:posOffset>186690</wp:posOffset>
+                      </wp:positionV>
+                      <wp:extent cx="2971800" cy="0"/>
+                      <wp:effectExtent l="0" t="0" r="19050" b="19050"/>
+                      <wp:wrapNone/>
+                      <wp:docPr id="1903682393" name="Straight Connector 1903682393"/>
+                      <wp:cNvGraphicFramePr/>
+                      <a:graphic xmlns:a="http://schemas.openxmlformats.org/drawingml/2006/main">
+                        <a:graphicData uri="http://schemas.microsoft.com/office/word/2010/wordprocessingShape">
+                          <wps:wsp>
+                            <wps:cNvCnPr/>
+                            <wps:spPr>
+                              <a:xfrm>
+                                <a:off x="0" y="0"/>
+                                <a:ext cx="2971800" cy="0"/>
+                              </a:xfrm>
+                              <a:prstGeom prst="line">
+                                <a:avLst/>
+                              </a:prstGeom>
+                            </wps:spPr>
+                            <wps:style>
+                              <a:lnRef idx="1">
+                                <a:schemeClr val="dk1"/>
+                              </a:lnRef>
+                              <a:fillRef idx="0">
+                                <a:schemeClr val="dk1"/>
+                              </a:fillRef>
+                              <a:effectRef idx="0">
+                                <a:schemeClr val="dk1"/>
+                              </a:effectRef>
+                              <a:fontRef idx="minor">
+                                <a:schemeClr val="tx1"/>
+                              </a:fontRef>
+                            </wps:style>
+                            <wps:bodyPr/>
+                          </wps:wsp>
+                        </a:graphicData>
+                      </a:graphic>
+                    </wp:anchor>
+                  </w:drawing>
+                </mc:Choice>
+                <mc:Fallback>
+                  <w:pict>
+                    <v:line w14:anchorId="7B55FFDB" id="Straight Connector 1903682393" o:spid="_x0000_s1026" style="position:absolute;z-index:251660288;visibility:visible;mso-wrap-style:square;mso-wrap-distance-left:9pt;mso-wrap-distance-top:0;mso-wrap-distance-right:9pt;mso-wrap-distance-bottom:0;mso-position-horizontal:absolute;mso-position-horizontal-relative:text;mso-position-vertical:absolute;mso-position-vertical-relative:text" from="1.85pt,14.7pt" to="235.85pt,14.7pt" o:gfxdata="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" strokecolor="black [3200]" strokeweight=".5pt">
+                      <v:stroke joinstyle="miter"/>
+                    </v:line>
+                  </w:pict>
+                </mc:Fallback>
+              </mc:AlternateContent>
+            </w:r>
+            <w:r>
+              <w:rPr>
+                <w:b/>
+                <w:bCs/>
+                <w:color w:val="000000" w:themeColor="text1"/>
+                <w:sz w:val="26"/>
+                <w:szCs w:val="26"/>
+                <w:lang w:val="en-US"/>
+              </w:rPr>
+              <w:t>Đơn vị: Trung tâm Đào tạo và Hợp tác quốc tế</w:t>
+            </w:r>
+          </w:p>
+        </w:tc>
+      </w:tr>
+    </w:tbl>
+    <w:p>
+      <w:pPr>
+        <w:shd w:val="clear" w:color="auto" w:fill="FFFFFF" w:themeFill="background1"/>
+        <w:spacing w:after="0"/>
+        <w:jc w:val="center"/>
+        <w:rPr>
+          <w:b/>
+          <w:color w:val="000000" w:themeColor="text1"/>
+          <w:sz w:val="14"/>
+          <w:szCs w:val="14"/>
+        </w:rPr>
+      </w:pPr>
+    </w:p>
+    <w:p>
+      <w:pPr>
+        <w:shd w:val="clear" w:color="auto" w:fill="FFFFFF" w:themeFill="background1"/>
+        <w:spacing w:after="0"/>
+        <w:jc w:val="center"/>
+        <w:rPr>
+          <w:b/>
+          <w:color w:val="000000" w:themeColor="text1"/>
+          <w:sz w:val="26"/>
+          <w:szCs w:val="26"/>
+        </w:rPr>
+      </w:pPr>
+      <w:r>
+        <w:rPr>
+          <w:b/>
+          <w:color w:val="000000" w:themeColor="text1"/>
+          <w:sz w:val="26"/>
+          <w:szCs w:val="26"/>
+        </w:rPr>
+        <w:t>QUYẾT TOÁN KINH PHÍ</w:t>
+      </w:r>
+    </w:p>
+    <w:p>
+      <w:pPr>
+        <w:shd w:val="clear" w:color="auto" w:fill="FFFFFF" w:themeFill="background1"/>
+        <w:spacing w:after="0"/>
+        <w:jc w:val="center"/>
+        <w:rPr>
+          <w:b/>
+          <w:color w:val="000000" w:themeColor="text1"/>
+          <w:sz w:val="26"/>
+          <w:szCs w:val="26"/>
+        </w:rPr>
+      </w:pPr>
+      <w:r>
+        <w:rPr>
+          <w:b/>
+          <w:color w:val="000000" w:themeColor="text1"/>
+          <w:sz w:val="26"/>
+          <w:szCs w:val="26"/>
+        </w:rPr>
+        <w:t>CÔNG TÁC ĐÀO TẠO LIÊN TỤC</w:t>
+      </w:r>
+    </w:p>
+    <w:p>
+      <w:pPr>
+        <w:shd w:val="clear" w:color="auto" w:fill="FFFFFF" w:themeFill="background1"/>
+        <w:spacing w:after="0"/>
+        <w:ind w:right="-421"/>
+        <w:rPr>
+          <w:color w:val="000000" w:themeColor="text1"/>
+          <w:sz w:val="27"/>
+          <w:szCs w:val="27"/>
+        </w:rPr>
+      </w:pPr>
+    </w:p>
+    <w:p>
+      <w:pPr>
+        <w:shd w:val="clear" w:color="auto" w:fill="FFFFFF" w:themeFill="background1"/>
+        <w:spacing w:after="0"/>
+        <w:ind w:right="-279"/>
+        <w:rPr>
+          <w:color w:val="000000" w:themeColor="text1"/>
+          <w:sz w:val="26"/>
+          <w:szCs w:val="26"/>
+        </w:rPr>
+      </w:pPr>
+      <w:r>
+        <w:rPr>
+          <w:color w:val="000000" w:themeColor="text1"/>
+          <w:sz w:val="26"/>
+          <w:szCs w:val="26"/>
+        </w:rPr>
+        <w:t>- Nội dung: Khoá học:</w:t>
+      </w:r>
+      <w:r>
+        <w:rPr>
+          <w:color w:val="000000" w:themeColor="text1"/>
+          <w:sz w:val="26"/>
+          <w:szCs w:val="26"/>
+        </w:rPr>
+        <w:t xml:space="preserve"> [[</w:t>
+      </w:r>
+      <w:r>
+        <w:rPr>
+          <w:color w:val="000000" w:themeColor="text1"/>
+          <w:sz w:val="26"/>
+          <w:szCs w:val="26"/>
+        </w:rPr>
+        <w:t>TenKhoaHoc</w:t>
+      </w:r>
+      <w:r>
+        <w:rPr>
+          <w:color w:val="000000" w:themeColor="text1"/>
+          <w:sz w:val="26"/>
+          <w:szCs w:val="26"/>
+        </w:rPr>
+        <w:t>]]</w:t>
+      </w:r>
+    </w:p>
+    <w:p>
+      <w:pPr>
+        <w:shd w:val="clear" w:color="auto" w:fill="FFFFFF" w:themeFill="background1"/>
+        <w:spacing w:after="0"/>
+        <w:ind w:right="-1130"/>
+        <w:rPr>
+          <w:color w:val="000000" w:themeColor="text1"/>
+          <w:sz w:val="26"/>
+          <w:szCs w:val="26"/>
+        </w:rPr>
+      </w:pPr>
+      <w:r>
+        <w:rPr>
+          <w:color w:val="000000" w:themeColor="text1"/>
+          <w:sz w:val="26"/>
+          <w:szCs w:val="26"/>
+        </w:rPr>
+        <w:t xml:space="preserve">- Thời gian: </w:t>
+      </w:r>
+      <w:r>
+        <w:rPr>
+          <w:color w:val="000000" w:themeColor="text1"/>
+          <w:sz w:val="26"/>
+          <w:szCs w:val="26"/>
+        </w:rPr>
+        <w:t>[[</w:t>
+      </w:r>
+      <w:r>
+        <w:rPr>
+          <w:color w:val="000000" w:themeColor="text1"/>
+          <w:sz w:val="26"/>
+          <w:szCs w:val="26"/>
+        </w:rPr>
+        <w:t>ThoiGianHoc</w:t>
+      </w:r>
+      <w:r>
+        <w:rPr>
+          <w:color w:val="000000" w:themeColor="text1"/>
+          <w:sz w:val="26"/>
+          <w:szCs w:val="26"/>
+        </w:rPr>
+        <w:t>]]</w:t>
+      </w:r>
+    </w:p>
+    <w:p>
+      <w:pPr>
+        <w:pStyle w:val="ListParagraph"/>
+        <w:shd w:val="clear" w:color="auto" w:fill="FFFFFF" w:themeFill="background1"/>
+        <w:spacing w:after="0"/>
+        <w:ind w:left="0"/>
+        <w:jc w:val="both"/>
+        <w:rPr>
+          <w:color w:val="000000" w:themeColor="text1"/>
+          <w:sz w:val="26"/>
+          <w:szCs w:val="26"/>
+        </w:rPr>
+      </w:pPr>
+      <w:r>
+        <w:rPr>
+          <w:color w:val="000000" w:themeColor="text1"/>
+          <w:sz w:val="26"/>
+          <w:szCs w:val="26"/>
+        </w:rPr>
+        <w:t xml:space="preserve">- Địa điểm: </w:t>
+      </w:r>
+      <w:r>
+        <w:rPr>
+          <w:color w:val="000000" w:themeColor="text1"/>
+          <w:sz w:val="26"/>
+          <w:szCs w:val="26"/>
+        </w:rPr>
+        <w:t>[[</w:t>
+      </w:r>
+      <w:r>
+        <w:rPr>
+          <w:color w:val="000000" w:themeColor="text1"/>
+          <w:sz w:val="26"/>
+          <w:szCs w:val="26"/>
+        </w:rPr>
+        <w:t>DiaDiemHoc</w:t>
+      </w:r>
+      <w:r>
+        <w:rPr>
+          <w:color w:val="000000" w:themeColor="text1"/>
+          <w:sz w:val="26"/>
+          <w:szCs w:val="26"/>
+        </w:rPr>
+        <w:t>]]</w:t>
+      </w:r>
+    </w:p>
+    <w:p>
+      <w:pPr>
+        <w:shd w:val="clear" w:color="auto" w:fill="FFFFFF" w:themeFill="background1"/>
+        <w:spacing w:after="0"/>
+        <w:rPr>
+          <w:color w:val="000000" w:themeColor="text1"/>
+          <w:sz w:val="26"/>
+          <w:szCs w:val="26"/>
+        </w:rPr>
+      </w:pPr>
+      <w:r>
+        <w:rPr>
+          <w:color w:val="000000" w:themeColor="text1"/>
+          <w:sz w:val="26"/>
+          <w:szCs w:val="26"/>
+        </w:rPr>
+        <w:t xml:space="preserve">- Nguồn kinh phí: </w:t>
+      </w:r>
+      <w:r>
+        <w:rPr>
+          <w:color w:val="000000" w:themeColor="text1"/>
+          <w:sz w:val="26"/>
+          <w:szCs w:val="26"/>
+        </w:rPr>
+        <w:t>[[</w:t>
+      </w:r>
+      <w:r>
+        <w:rPr>
+          <w:color w:val="000000" w:themeColor="text1"/>
+          <w:sz w:val="26"/>
+          <w:szCs w:val="26"/>
+        </w:rPr>
+        <w:t>NguonHocPhi</w:t>
+      </w:r>
+      <w:r>
+        <w:rPr>
+          <w:color w:val="000000" w:themeColor="text1"/>
+          <w:sz w:val="26"/>
+          <w:szCs w:val="26"/>
+        </w:rPr>
+        <w:t>]]</w:t>
+      </w:r>
+    </w:p>
+    <w:p>
+      <w:pPr>
+        <w:shd w:val="clear" w:color="auto" w:fill="FFFFFF" w:themeFill="background1"/>
+        <w:spacing w:after="0"/>
+        <w:ind w:right="-563"/>
+        <w:jc w:val="right"/>
+        <w:rPr>
+          <w:color w:val="000000" w:themeColor="text1"/>
+          <w:sz w:val="26"/>
+          <w:szCs w:val="26"/>
+        </w:rPr>
+      </w:pPr>
+      <w:r>
+        <w:rPr>
+          <w:color w:val="000000" w:themeColor="text1"/>
+          <w:sz w:val="26"/>
+          <w:szCs w:val="26"/>
+        </w:rPr>
+        <w:t xml:space="preserve">  Đơn vị: Đồng.</w:t>
+      </w:r>
+    </w:p>
+    <w:tbl>
+      <w:tblPr>
+        <w:tblStyle w:val="TableGrid"/>
+        <w:tblW w:w="9811" w:type="dxa"/>
+        <w:tblInd w:w="-318" w:type="dxa"/>
+        <w:tblLook w:val="04A0" w:firstRow="1" w:lastRow="0" w:firstColumn="1" w:lastColumn="0" w:noHBand="0" w:noVBand="1"/>
+      </w:tblPr>
+      <w:tblGrid>
+        <w:gridCol w:w="856"/>
+        <w:gridCol w:w="2697"/>
+        <w:gridCol w:w="1574"/>
+        <w:gridCol w:w="1557"/>
+        <w:gridCol w:w="1553"/>
+        <w:gridCol w:w="1574"/>
+      </w:tblGrid>
+      <w:tr>
+        <w:tc>
+          <w:tcPr>
+            <w:tcW w:w="880" w:type="dxa"/>
+          </w:tcPr>
+          <w:p>
+            <w:pPr>
+              <w:shd w:val="clear" w:color="auto" w:fill="FFFFFF" w:themeFill="background1"/>
+              <w:spacing w:line="276" w:lineRule="auto"/>
+              <w:jc w:val="center"/>
+              <w:rPr>
+                <w:b/>
+                <w:color w:val="000000" w:themeColor="text1"/>
+                <w:sz w:val="26"/>
+                <w:szCs w:val="26"/>
+              </w:rPr>
+            </w:pPr>
+            <w:r>
+              <w:rPr>
+                <w:b/>
+                <w:color w:val="000000" w:themeColor="text1"/>
+                <w:sz w:val="26"/>
+                <w:szCs w:val="26"/>
+              </w:rPr>
+              <w:t>STT</w:t>
+            </w:r>
+          </w:p>
+        </w:tc>
+        <w:tc>
+          <w:tcPr>
+            <w:tcW w:w="2977" w:type="dxa"/>
+          </w:tcPr>
+          <w:p>
+            <w:pPr>
+              <w:shd w:val="clear" w:color="auto" w:fill="FFFFFF" w:themeFill="background1"/>
+              <w:spacing w:line="276" w:lineRule="auto"/>
+              <w:jc w:val="center"/>
+              <w:rPr>
+                <w:b/>
+                <w:color w:val="000000" w:themeColor="text1"/>
+                <w:sz w:val="26"/>
+                <w:szCs w:val="26"/>
+              </w:rPr>
+            </w:pPr>
+            <w:r>
+              <w:rPr>
+                <w:b/>
+                <w:color w:val="000000" w:themeColor="text1"/>
+                <w:sz w:val="26"/>
+                <w:szCs w:val="26"/>
+              </w:rPr>
+              <w:t>Nội dung</w:t>
+            </w:r>
+          </w:p>
+        </w:tc>
+        <w:tc>
+          <w:tcPr>
+            <w:tcW w:w="1418" w:type="dxa"/>
+          </w:tcPr>
+          <w:p>
+            <w:pPr>
+              <w:shd w:val="clear" w:color="auto" w:fill="FFFFFF" w:themeFill="background1"/>
+              <w:spacing w:line="276" w:lineRule="auto"/>
+              <w:jc w:val="center"/>
+              <w:rPr>
+                <w:b/>
+                <w:color w:val="000000" w:themeColor="text1"/>
+                <w:sz w:val="26"/>
+                <w:szCs w:val="26"/>
+              </w:rPr>
+            </w:pPr>
+            <w:r>
+              <w:rPr>
+                <w:b/>
+                <w:color w:val="000000" w:themeColor="text1"/>
+                <w:sz w:val="26"/>
+                <w:szCs w:val="26"/>
+              </w:rPr>
+              <w:t>Dự trù</w:t>
+            </w:r>
+          </w:p>
+        </w:tc>
+        <w:tc>
+          <w:tcPr>
+            <w:tcW w:w="1559" w:type="dxa"/>
+          </w:tcPr>
+          <w:p>
+            <w:pPr>
+              <w:shd w:val="clear" w:color="auto" w:fill="FFFFFF" w:themeFill="background1"/>
+              <w:spacing w:line="276" w:lineRule="auto"/>
+              <w:jc w:val="center"/>
+              <w:rPr>
+                <w:b/>
+                <w:color w:val="000000" w:themeColor="text1"/>
+                <w:sz w:val="26"/>
+                <w:szCs w:val="26"/>
+              </w:rPr>
+            </w:pPr>
+            <w:r>
+              <w:rPr>
+                <w:b/>
+                <w:color w:val="000000" w:themeColor="text1"/>
+                <w:sz w:val="26"/>
+                <w:szCs w:val="26"/>
+              </w:rPr>
+              <w:t>Thực chi</w:t>
+            </w:r>
+          </w:p>
+        </w:tc>
+        <w:tc>
+          <w:tcPr>
+            <w:tcW w:w="1559" w:type="dxa"/>
+          </w:tcPr>
+          <w:p>
+            <w:pPr>
+              <w:shd w:val="clear" w:color="auto" w:fill="FFFFFF" w:themeFill="background1"/>
+              <w:spacing w:line="276" w:lineRule="auto"/>
+              <w:jc w:val="center"/>
+              <w:rPr>
+                <w:b/>
+                <w:color w:val="000000" w:themeColor="text1"/>
+                <w:sz w:val="26"/>
+                <w:szCs w:val="26"/>
+              </w:rPr>
+            </w:pPr>
+            <w:r>
+              <w:rPr>
+                <w:b/>
+                <w:color w:val="000000" w:themeColor="text1"/>
+                <w:sz w:val="26"/>
+                <w:szCs w:val="26"/>
+              </w:rPr>
+              <w:t>Chênh lệch</w:t>
+            </w:r>
+          </w:p>
+        </w:tc>
+        <w:tc>
+          <w:tcPr>
+            <w:tcW w:w="1418" w:type="dxa"/>
+          </w:tcPr>
+          <w:p>
+            <w:pPr>
+              <w:shd w:val="clear" w:color="auto" w:fill="FFFFFF" w:themeFill="background1"/>
+              <w:spacing w:line="276" w:lineRule="auto"/>
+              <w:jc w:val="center"/>
+              <w:rPr>
+                <w:b/>
+                <w:color w:val="000000" w:themeColor="text1"/>
+                <w:sz w:val="26"/>
+                <w:szCs w:val="26"/>
+              </w:rPr>
+            </w:pPr>
+            <w:r>
+              <w:rPr>
+                <w:b/>
+                <w:color w:val="000000" w:themeColor="text1"/>
+                <w:sz w:val="26"/>
+                <w:szCs w:val="26"/>
+              </w:rPr>
+              <w:t>Ghi chú</w:t>
+            </w:r>
+          </w:p>
+        </w:tc>
+      </w:tr>
+      <w:tr>
+        <w:tc>
+          <w:tcPr>
+            <w:tcW w:w="880" w:type="dxa"/>
+          </w:tcPr>
+          <w:p>
+            <w:pPr>
+              <w:shd w:val="clear" w:color="auto" w:fill="FFFFFF" w:themeFill="background1"/>
+              <w:spacing w:line="276" w:lineRule="auto"/>
+              <w:jc w:val="center"/>
+              <w:rPr>
+                <w:b/>
+                <w:color w:val="000000" w:themeColor="text1"/>
+                <w:sz w:val="26"/>
+                <w:szCs w:val="26"/>
+              </w:rPr>
+            </w:pPr>
+            <w:r>
+              <w:rPr>
+                <w:b/>
+                <w:color w:val="000000" w:themeColor="text1"/>
+                <w:sz w:val="26"/>
+                <w:szCs w:val="26"/>
+              </w:rPr>
+              <w:t>I</w:t>
+            </w:r>
+          </w:p>
+        </w:tc>
+        <w:tc>
+          <w:tcPr>
+            <w:tcW w:w="2977" w:type="dxa"/>
+          </w:tcPr>
+          <w:p>
+            <w:pPr>
+              <w:shd w:val="clear" w:color="auto" w:fill="FFFFFF" w:themeFill="background1"/>
+              <w:spacing w:line="276" w:lineRule="auto"/>
+              <w:rPr>
+                <w:b/>
+                <w:color w:val="000000" w:themeColor="text1"/>
+                <w:sz w:val="26"/>
+                <w:szCs w:val="26"/>
+              </w:rPr>
+            </w:pPr>
+            <w:r>
+              <w:rPr>
+                <w:b/>
+                <w:color w:val="000000" w:themeColor="text1"/>
+                <w:sz w:val="26"/>
+                <w:szCs w:val="26"/>
+              </w:rPr>
+              <w:t>Tổng thu</w:t>
+            </w:r>
+          </w:p>
+        </w:tc>
+        <w:tc>
+          <w:tcPr>
+            <w:tcW w:w="1418" w:type="dxa"/>
+          </w:tcPr>
+          <w:p>
+            <w:pPr>
+              <w:shd w:val="clear" w:color="auto" w:fill="FFFFFF" w:themeFill="background1"/>
+              <w:spacing w:line="276" w:lineRule="auto"/>
+              <w:jc w:val="right"/>
+              <w:rPr>
+                <w:b/>
+                <w:color w:val="000000" w:themeColor="text1"/>
+                <w:sz w:val="26"/>
+                <w:szCs w:val="26"/>
+                <w:lang w:val="en-US"/>
+              </w:rPr>
+            </w:pPr>
+            <w:r>
+              <w:rPr>
+                <w:b/>
+                <w:color w:val="000000" w:themeColor="text1"/>
+                <w:sz w:val="26"/>
+                <w:szCs w:val="26"/>
+                <w:lang w:val="en-US"/>
+              </w:rPr>
+              <w:t>[[Tthu_Dt]]</w:t>
+            </w:r>
+          </w:p>
+        </w:tc>
+        <w:tc>
+          <w:tcPr>
+            <w:tcW w:w="1559" w:type="dxa"/>
+          </w:tcPr>
+          <w:p>
+            <w:pPr>
+              <w:shd w:val="clear" w:color="auto" w:fill="FFFFFF" w:themeFill="background1"/>
+              <w:spacing w:line="276" w:lineRule="auto"/>
+              <w:jc w:val="right"/>
+              <w:rPr>
+                <w:b/>
+                <w:color w:val="000000" w:themeColor="text1"/>
+                <w:sz w:val="26"/>
+                <w:szCs w:val="26"/>
+                <w:lang w:val="en-US"/>
+              </w:rPr>
+            </w:pPr>
+            <w:r>
+              <w:rPr>
+                <w:b/>
+                <w:color w:val="000000" w:themeColor="text1"/>
+                <w:sz w:val="26"/>
+                <w:szCs w:val="26"/>
+                <w:lang w:val="en-US"/>
+              </w:rPr>
+              <w:t>[[Tthu_Tc]]</w:t>
+            </w:r>
+          </w:p>
+        </w:tc>
+        <w:tc>
+          <w:tcPr>
+            <w:tcW w:w="1559" w:type="dxa"/>
+          </w:tcPr>
+          <w:p>
+            <w:pPr>
+              <w:shd w:val="clear" w:color="auto" w:fill="FFFFFF" w:themeFill="background1"/>
+              <w:spacing w:line="276" w:lineRule="auto"/>
+              <w:jc w:val="right"/>
+              <w:rPr>
+                <w:b/>
+                <w:color w:val="000000" w:themeColor="text1"/>
+                <w:sz w:val="26"/>
+                <w:szCs w:val="26"/>
+                <w:lang w:val="en-US"/>
+              </w:rPr>
+            </w:pPr>
+            <w:r>
+              <w:rPr>
+                <w:b/>
+                <w:color w:val="000000" w:themeColor="text1"/>
+                <w:sz w:val="26"/>
+                <w:szCs w:val="26"/>
+                <w:lang w:val="en-US"/>
+              </w:rPr>
+              <w:t>[[Tthu_Cl]]</w:t>
+            </w:r>
+          </w:p>
+        </w:tc>
+        <w:tc>
+          <w:tcPr>
+            <w:tcW w:w="1418" w:type="dxa"/>
+          </w:tcPr>
+          <w:p>
+            <w:pPr>
+              <w:shd w:val="clear" w:color="auto" w:fill="FFFFFF" w:themeFill="background1"/>
+              <w:spacing w:line="276" w:lineRule="auto"/>
+              <w:jc w:val="right"/>
+              <w:rPr>
+                <w:b/>
+                <w:color w:val="000000" w:themeColor="text1"/>
+                <w:sz w:val="26"/>
+                <w:szCs w:val="26"/>
+                <w:lang w:val="en-US"/>
+              </w:rPr>
+            </w:pPr>
+            <w:r>
+              <w:rPr>
+                <w:b/>
+                <w:color w:val="000000" w:themeColor="text1"/>
+                <w:sz w:val="26"/>
+                <w:szCs w:val="26"/>
+                <w:lang w:val="en-US"/>
+              </w:rPr>
+              <w:t>[[Tthu_Gc]]</w:t>
+            </w:r>
+          </w:p>
+        </w:tc>
+      </w:tr>
+      <w:tr>
+        <w:tc>
+          <w:tcPr>
+            <w:tcW w:w="880" w:type="dxa"/>
+          </w:tcPr>
+          <w:p>
+            <w:pPr>
+              <w:shd w:val="clear" w:color="auto" w:fill="FFFFFF" w:themeFill="background1"/>
+              <w:spacing w:line="276" w:lineRule="auto"/>
+              <w:jc w:val="center"/>
+              <w:rPr>
+                <w:b/>
+                <w:color w:val="000000" w:themeColor="text1"/>
+                <w:sz w:val="26"/>
+                <w:szCs w:val="26"/>
+              </w:rPr>
+            </w:pPr>
+            <w:r>
+              <w:rPr>
+                <w:b/>
+                <w:color w:val="000000" w:themeColor="text1"/>
+                <w:sz w:val="26"/>
+                <w:szCs w:val="26"/>
+              </w:rPr>
+              <w:t>II</w:t>
+            </w:r>
+          </w:p>
+        </w:tc>
+        <w:tc>
+          <w:tcPr>
+            <w:tcW w:w="2977" w:type="dxa"/>
+          </w:tcPr>
+          <w:p>
+            <w:pPr>
+              <w:shd w:val="clear" w:color="auto" w:fill="FFFFFF" w:themeFill="background1"/>
+              <w:spacing w:line="276" w:lineRule="auto"/>
+              <w:rPr>
+                <w:b/>
+                <w:color w:val="000000" w:themeColor="text1"/>
+                <w:sz w:val="26"/>
+                <w:szCs w:val="26"/>
+              </w:rPr>
+            </w:pPr>
+            <w:r>
+              <w:rPr>
+                <w:b/>
+                <w:color w:val="000000" w:themeColor="text1"/>
+                <w:sz w:val="26"/>
+                <w:szCs w:val="26"/>
+              </w:rPr>
+              <w:t>Chi phí</w:t>
+            </w:r>
+          </w:p>
+        </w:tc>
+        <w:tc>
+          <w:tcPr>
+            <w:tcW w:w="1418" w:type="dxa"/>
+          </w:tcPr>
+          <w:p>
+            <w:pPr>
+              <w:shd w:val="clear" w:color="auto" w:fill="FFFFFF" w:themeFill="background1"/>
+              <w:spacing w:line="276" w:lineRule="auto"/>
+              <w:jc w:val="right"/>
+              <w:rPr>
+                <w:b/>
+                <w:color w:val="000000" w:themeColor="text1"/>
+                <w:sz w:val="26"/>
+                <w:szCs w:val="26"/>
+                <w:lang w:val="en-US"/>
+              </w:rPr>
+            </w:pPr>
+            <w:r>
+              <w:rPr>
+                <w:b/>
+                <w:color w:val="000000" w:themeColor="text1"/>
+                <w:sz w:val="26"/>
+                <w:szCs w:val="26"/>
+                <w:lang w:val="en-US"/>
+              </w:rPr>
+              <w:t>[[Cp_Dt]]</w:t>
+            </w:r>
+          </w:p>
+        </w:tc>
+        <w:tc>
+          <w:tcPr>
+            <w:tcW w:w="1559" w:type="dxa"/>
+          </w:tcPr>
+          <w:p>
+            <w:pPr>
+              <w:shd w:val="clear" w:color="auto" w:fill="FFFFFF" w:themeFill="background1"/>
+              <w:spacing w:line="276" w:lineRule="auto"/>
+              <w:jc w:val="right"/>
+              <w:rPr>
+                <w:b/>
+                <w:color w:val="000000" w:themeColor="text1"/>
+                <w:sz w:val="26"/>
+                <w:szCs w:val="26"/>
+                <w:lang w:val="en-US"/>
+              </w:rPr>
+            </w:pPr>
+            <w:r>
+              <w:rPr>
+                <w:b/>
+                <w:color w:val="000000" w:themeColor="text1"/>
+                <w:sz w:val="26"/>
+                <w:szCs w:val="26"/>
+                <w:lang w:val="en-US"/>
+              </w:rPr>
+              <w:t>[[Cp_Tc]]</w:t>
+            </w:r>
+          </w:p>
+        </w:tc>
+        <w:tc>
+          <w:tcPr>
+            <w:tcW w:w="1559" w:type="dxa"/>
+          </w:tcPr>
+          <w:p>
+            <w:pPr>
+              <w:shd w:val="clear" w:color="auto" w:fill="FFFFFF" w:themeFill="background1"/>
+              <w:spacing w:line="276" w:lineRule="auto"/>
+              <w:jc w:val="right"/>
+              <w:rPr>
+                <w:b/>
+                <w:color w:val="000000" w:themeColor="text1"/>
+                <w:sz w:val="26"/>
+                <w:szCs w:val="26"/>
+                <w:lang w:val="en-US"/>
+              </w:rPr>
+            </w:pPr>
+            <w:r>
+              <w:rPr>
+                <w:b/>
+                <w:color w:val="000000" w:themeColor="text1"/>
+                <w:sz w:val="26"/>
+                <w:szCs w:val="26"/>
+                <w:lang w:val="en-US"/>
+              </w:rPr>
+              <w:t>[[Cp_Cl]]</w:t>
+            </w:r>
+          </w:p>
+        </w:tc>
+        <w:tc>
+          <w:tcPr>
+            <w:tcW w:w="1418" w:type="dxa"/>
+          </w:tcPr>
+          <w:p>
+            <w:pPr>
+              <w:shd w:val="clear" w:color="auto" w:fill="FFFFFF" w:themeFill="background1"/>
+              <w:spacing w:line="276" w:lineRule="auto"/>
+              <w:jc w:val="right"/>
+              <w:rPr>
+                <w:b/>
+                <w:color w:val="000000" w:themeColor="text1"/>
+                <w:sz w:val="26"/>
+                <w:szCs w:val="26"/>
+                <w:lang w:val="en-US"/>
+              </w:rPr>
+            </w:pPr>
+            <w:r>
+              <w:rPr>
+                <w:b/>
+                <w:color w:val="000000" w:themeColor="text1"/>
+                <w:sz w:val="26"/>
+                <w:szCs w:val="26"/>
+                <w:lang w:val="en-US"/>
+              </w:rPr>
+              <w:t>[[Cp_Gc]]</w:t>
+            </w:r>
+          </w:p>
+        </w:tc>
+      </w:tr>
+      <w:tr>
+        <w:tc>
+          <w:tcPr>
+            <w:tcW w:w="880" w:type="dxa"/>
+          </w:tcPr>
+          <w:p>
+            <w:pPr>
+              <w:shd w:val="clear" w:color="auto" w:fill="FFFFFF" w:themeFill="background1"/>
+              <w:spacing w:line="276" w:lineRule="auto"/>
+              <w:jc w:val="center"/>
+              <w:rPr>
+                <w:b/>
+                <w:color w:val="000000" w:themeColor="text1"/>
+                <w:sz w:val="26"/>
+                <w:szCs w:val="26"/>
+              </w:rPr>
+            </w:pPr>
+            <w:r>
+              <w:rPr>
+                <w:b/>
+                <w:bCs/>
+                <w:color w:val="000000" w:themeColor="text1"/>
+                <w:sz w:val="26"/>
+                <w:szCs w:val="26"/>
+              </w:rPr>
+              <w:t>1</w:t>
+            </w:r>
+          </w:p>
+        </w:tc>
+        <w:tc>
+          <w:tcPr>
+            <w:tcW w:w="2977" w:type="dxa"/>
+          </w:tcPr>
+          <w:p>
+            <w:pPr>
+              <w:shd w:val="clear" w:color="auto" w:fill="FFFFFF" w:themeFill="background1"/>
+              <w:spacing w:line="276" w:lineRule="auto"/>
+              <w:rPr>
+                <w:b/>
+                <w:color w:val="000000" w:themeColor="text1"/>
+                <w:sz w:val="26"/>
+                <w:szCs w:val="26"/>
+              </w:rPr>
+            </w:pPr>
+            <w:r>
+              <w:rPr>
+                <w:b/>
+                <w:bCs/>
+                <w:color w:val="000000" w:themeColor="text1"/>
+                <w:sz w:val="26"/>
+                <w:szCs w:val="26"/>
+              </w:rPr>
+              <w:t xml:space="preserve">Bộ phận trực tiếp  </w:t>
+            </w:r>
+          </w:p>
+        </w:tc>
+        <w:tc>
+          <w:tcPr>
+            <w:tcW w:w="1418" w:type="dxa"/>
+          </w:tcPr>
+          <w:p>
+            <w:pPr>
+              <w:shd w:val="clear" w:color="auto" w:fill="FFFFFF" w:themeFill="background1"/>
+              <w:spacing w:line="276" w:lineRule="auto"/>
+              <w:jc w:val="right"/>
+              <w:rPr>
+                <w:b/>
+                <w:color w:val="000000" w:themeColor="text1"/>
+                <w:sz w:val="26"/>
+                <w:szCs w:val="26"/>
+                <w:lang w:val="en-US"/>
+              </w:rPr>
+            </w:pPr>
+            <w:r>
+              <w:rPr>
+                <w:b/>
+                <w:color w:val="000000" w:themeColor="text1"/>
+                <w:sz w:val="26"/>
+                <w:szCs w:val="26"/>
+                <w:lang w:val="en-US"/>
+              </w:rPr>
+              <w:t>[[Bptt_Dt]]</w:t>
+            </w:r>
+          </w:p>
+        </w:tc>
+        <w:tc>
+          <w:tcPr>
+            <w:tcW w:w="1559" w:type="dxa"/>
+          </w:tcPr>
+          <w:p>
+            <w:pPr>
+              <w:shd w:val="clear" w:color="auto" w:fill="FFFFFF" w:themeFill="background1"/>
+              <w:spacing w:line="276" w:lineRule="auto"/>
+              <w:jc w:val="right"/>
+              <w:rPr>
+                <w:b/>
+                <w:color w:val="000000" w:themeColor="text1"/>
+                <w:sz w:val="26"/>
+                <w:szCs w:val="26"/>
+                <w:lang w:val="en-US"/>
+              </w:rPr>
+            </w:pPr>
+            <w:r>
+              <w:rPr>
+                <w:b/>
+                <w:color w:val="000000" w:themeColor="text1"/>
+                <w:sz w:val="26"/>
+                <w:szCs w:val="26"/>
+                <w:lang w:val="en-US"/>
+              </w:rPr>
+              <w:t>[[Bptt_Tc]]</w:t>
+            </w:r>
+          </w:p>
+        </w:tc>
+        <w:tc>
+          <w:tcPr>
+            <w:tcW w:w="1559" w:type="dxa"/>
+          </w:tcPr>
+          <w:p>
+            <w:pPr>
+              <w:shd w:val="clear" w:color="auto" w:fill="FFFFFF" w:themeFill="background1"/>
+              <w:spacing w:line="276" w:lineRule="auto"/>
+              <w:jc w:val="right"/>
+              <w:rPr>
+                <w:b/>
+                <w:bCs/>
+                <w:color w:val="000000" w:themeColor="text1"/>
+                <w:sz w:val="26"/>
+                <w:szCs w:val="26"/>
+                <w:lang w:val="en-US"/>
+              </w:rPr>
+            </w:pPr>
+            <w:r>
+              <w:rPr>
+                <w:b/>
+                <w:bCs/>
+                <w:color w:val="000000" w:themeColor="text1"/>
+                <w:sz w:val="26"/>
+                <w:szCs w:val="26"/>
+                <w:lang w:val="en-US"/>
+              </w:rPr>
+              <w:t>[[Bptt_Cl]]</w:t>
+            </w:r>
+          </w:p>
+        </w:tc>
+        <w:tc>
+          <w:tcPr>
+            <w:tcW w:w="1418" w:type="dxa"/>
+          </w:tcPr>
+          <w:p>
+            <w:pPr>
+              <w:shd w:val="clear" w:color="auto" w:fill="FFFFFF" w:themeFill="background1"/>
+              <w:spacing w:line="276" w:lineRule="auto"/>
+              <w:jc w:val="right"/>
+              <w:rPr>
+                <w:b/>
+                <w:color w:val="000000" w:themeColor="text1"/>
+                <w:sz w:val="26"/>
+                <w:szCs w:val="26"/>
+                <w:lang w:val="en-US"/>
+              </w:rPr>
+            </w:pPr>
+            <w:r>
+              <w:rPr>
+                <w:b/>
+                <w:color w:val="000000" w:themeColor="text1"/>
+                <w:sz w:val="26"/>
+                <w:szCs w:val="26"/>
+                <w:lang w:val="en-US"/>
+              </w:rPr>
+              <w:t>[[Bptt_Gc]]</w:t>
+            </w:r>
+          </w:p>
+        </w:tc>
+      </w:tr>
+      <w:tr>
+        <w:tc>
+          <w:tcPr>
+            <w:tcW w:w="880" w:type="dxa"/>
+          </w:tcPr>
+          <w:p>
+            <w:pPr>
+              <w:shd w:val="clear" w:color="auto" w:fill="FFFFFF" w:themeFill="background1"/>
+              <w:spacing w:line="276" w:lineRule="auto"/>
+              <w:ind w:left="360" w:hanging="298"/>
+              <w:jc w:val="center"/>
+              <w:rPr>
+                <w:color w:val="000000" w:themeColor="text1"/>
+                <w:sz w:val="26"/>
+                <w:szCs w:val="26"/>
+              </w:rPr>
+            </w:pPr>
+            <w:r>
+              <w:rPr>
+                <w:color w:val="000000" w:themeColor="text1"/>
+                <w:sz w:val="26"/>
+                <w:szCs w:val="26"/>
+              </w:rPr>
+              <w:t>1.1</w:t>
+            </w:r>
+          </w:p>
+        </w:tc>
+        <w:tc>
+          <w:tcPr>
+            <w:tcW w:w="2977" w:type="dxa"/>
+          </w:tcPr>
+          <w:p>
+            <w:pPr>
+              <w:shd w:val="clear" w:color="auto" w:fill="FFFFFF" w:themeFill="background1"/>
+              <w:spacing w:line="276" w:lineRule="auto"/>
+              <w:rPr>
+                <w:color w:val="000000" w:themeColor="text1"/>
+                <w:sz w:val="26"/>
+                <w:szCs w:val="26"/>
+              </w:rPr>
+            </w:pPr>
+            <w:r>
+              <w:rPr>
+                <w:color w:val="000000" w:themeColor="text1"/>
+                <w:sz w:val="26"/>
+                <w:szCs w:val="26"/>
+              </w:rPr>
+              <w:t>Chi phí giảng viên</w:t>
+            </w:r>
+          </w:p>
+        </w:tc>
+        <w:tc>
+          <w:tcPr>
+            <w:tcW w:w="1418" w:type="dxa"/>
+          </w:tcPr>
+          <w:p>
+            <w:pPr>
+              <w:shd w:val="clear" w:color="auto" w:fill="FFFFFF" w:themeFill="background1"/>
+              <w:spacing w:line="276" w:lineRule="auto"/>
+              <w:jc w:val="right"/>
+              <w:rPr>
+                <w:color w:val="000000" w:themeColor="text1"/>
+                <w:sz w:val="26"/>
+                <w:szCs w:val="26"/>
+                <w:lang w:val="en-US"/>
+              </w:rPr>
+            </w:pPr>
+            <w:r>
+              <w:rPr>
+                <w:color w:val="000000" w:themeColor="text1"/>
+                <w:sz w:val="26"/>
+                <w:szCs w:val="26"/>
+                <w:lang w:val="en-US"/>
+              </w:rPr>
+              <w:t>[[Gv_Dt]]</w:t>
+            </w:r>
+          </w:p>
+        </w:tc>
+        <w:tc>
+          <w:tcPr>
+            <w:tcW w:w="1559" w:type="dxa"/>
+          </w:tcPr>
+          <w:p>
+            <w:pPr>
+              <w:shd w:val="clear" w:color="auto" w:fill="FFFFFF" w:themeFill="background1"/>
+              <w:spacing w:line="276" w:lineRule="auto"/>
+              <w:jc w:val="right"/>
+              <w:rPr>
+                <w:color w:val="000000" w:themeColor="text1"/>
+                <w:sz w:val="26"/>
+                <w:szCs w:val="26"/>
+                <w:lang w:val="en-US"/>
+              </w:rPr>
+            </w:pPr>
+            <w:r>
+              <w:rPr>
+                <w:color w:val="000000" w:themeColor="text1"/>
+                <w:sz w:val="26"/>
+                <w:szCs w:val="26"/>
+                <w:lang w:val="en-US"/>
+              </w:rPr>
+              <w:t>[[Gv_Tc]]</w:t>
+            </w:r>
+          </w:p>
+        </w:tc>
+        <w:tc>
+          <w:tcPr>
+            <w:tcW w:w="1559" w:type="dxa"/>
+          </w:tcPr>
+          <w:p>
+            <w:pPr>
+              <w:shd w:val="clear" w:color="auto" w:fill="FFFFFF" w:themeFill="background1"/>
+              <w:spacing w:line="276" w:lineRule="auto"/>
+              <w:jc w:val="right"/>
+              <w:rPr>
+                <w:color w:val="000000" w:themeColor="text1"/>
+                <w:sz w:val="26"/>
+                <w:szCs w:val="26"/>
+                <w:lang w:val="en-US"/>
+              </w:rPr>
+            </w:pPr>
+            <w:r>
+              <w:rPr>
+                <w:color w:val="000000" w:themeColor="text1"/>
+                <w:sz w:val="26"/>
+                <w:szCs w:val="26"/>
+                <w:lang w:val="en-US"/>
+              </w:rPr>
+              <w:t>[[Gv_Cl]]</w:t>
+            </w:r>
+          </w:p>
+        </w:tc>
+        <w:tc>
+          <w:tcPr>
+            <w:tcW w:w="1418" w:type="dxa"/>
+          </w:tcPr>
+          <w:p>
+            <w:pPr>
+              <w:shd w:val="clear" w:color="auto" w:fill="FFFFFF" w:themeFill="background1"/>
+              <w:spacing w:line="276" w:lineRule="auto"/>
+              <w:jc w:val="right"/>
+              <w:rPr>
+                <w:color w:val="000000" w:themeColor="text1"/>
+                <w:sz w:val="26"/>
+                <w:szCs w:val="26"/>
+                <w:lang w:val="en-US"/>
+              </w:rPr>
+            </w:pPr>
+            <w:r>
+              <w:rPr>
+                <w:color w:val="000000" w:themeColor="text1"/>
+                <w:sz w:val="26"/>
+                <w:szCs w:val="26"/>
+                <w:lang w:val="en-US"/>
+              </w:rPr>
+              <w:t>[[Gv_Gc]]</w:t>
+            </w:r>
+          </w:p>
+        </w:tc>
+      </w:tr>
+      <w:tr>
+        <w:tc>
+          <w:tcPr>
+            <w:tcW w:w="880" w:type="dxa"/>
+          </w:tcPr>
+          <w:p>
+            <w:pPr>
+              <w:shd w:val="clear" w:color="auto" w:fill="FFFFFF" w:themeFill="background1"/>
+              <w:spacing w:line="276" w:lineRule="auto"/>
+              <w:ind w:left="360" w:hanging="298"/>
+              <w:jc w:val="center"/>
+              <w:rPr>
+                <w:color w:val="000000" w:themeColor="text1"/>
+                <w:sz w:val="26"/>
+                <w:szCs w:val="26"/>
+              </w:rPr>
+            </w:pPr>
+            <w:r>
+              <w:rPr>
+                <w:color w:val="000000" w:themeColor="text1"/>
+                <w:sz w:val="26"/>
+                <w:szCs w:val="26"/>
+              </w:rPr>
+              <w:t>1.2</w:t>
+            </w:r>
+          </w:p>
+        </w:tc>
+        <w:tc>
+          <w:tcPr>
+            <w:tcW w:w="2977" w:type="dxa"/>
+          </w:tcPr>
+          <w:p>
+            <w:pPr>
+              <w:shd w:val="clear" w:color="auto" w:fill="FFFFFF" w:themeFill="background1"/>
+              <w:spacing w:line="276" w:lineRule="auto"/>
+              <w:rPr>
+                <w:color w:val="000000" w:themeColor="text1"/>
+                <w:sz w:val="26"/>
+                <w:szCs w:val="26"/>
+              </w:rPr>
+            </w:pPr>
+            <w:r>
+              <w:rPr>
+                <w:color w:val="000000" w:themeColor="text1"/>
+                <w:sz w:val="26"/>
+                <w:szCs w:val="26"/>
+              </w:rPr>
+              <w:t xml:space="preserve">Khoa thực hiện </w:t>
+            </w:r>
+          </w:p>
+        </w:tc>
+        <w:tc>
+          <w:tcPr>
+            <w:tcW w:w="1418" w:type="dxa"/>
+          </w:tcPr>
+          <w:p>
+            <w:pPr>
+              <w:shd w:val="clear" w:color="auto" w:fill="FFFFFF" w:themeFill="background1"/>
+              <w:spacing w:line="276" w:lineRule="auto"/>
+              <w:jc w:val="right"/>
+              <w:rPr>
+                <w:color w:val="000000" w:themeColor="text1"/>
+                <w:sz w:val="26"/>
+                <w:szCs w:val="26"/>
+                <w:lang w:val="en-US"/>
+              </w:rPr>
+            </w:pPr>
+            <w:r>
+              <w:rPr>
+                <w:color w:val="000000" w:themeColor="text1"/>
+                <w:sz w:val="26"/>
+                <w:szCs w:val="26"/>
+                <w:lang w:val="en-US"/>
+              </w:rPr>
+              <w:t>[[Kth_Dt]]</w:t>
+            </w:r>
+          </w:p>
+        </w:tc>
+        <w:tc>
+          <w:tcPr>
+            <w:tcW w:w="1559" w:type="dxa"/>
+          </w:tcPr>
+          <w:p>
+            <w:pPr>
+              <w:shd w:val="clear" w:color="auto" w:fill="FFFFFF" w:themeFill="background1"/>
+              <w:spacing w:line="276" w:lineRule="auto"/>
+              <w:jc w:val="right"/>
+              <w:rPr>
+                <w:color w:val="000000" w:themeColor="text1"/>
+                <w:sz w:val="26"/>
+                <w:szCs w:val="26"/>
+                <w:lang w:val="en-US"/>
+              </w:rPr>
+            </w:pPr>
+            <w:r>
+              <w:rPr>
+                <w:color w:val="000000" w:themeColor="text1"/>
+                <w:sz w:val="26"/>
+                <w:szCs w:val="26"/>
+                <w:lang w:val="en-US"/>
+              </w:rPr>
+              <w:t>[[Kth_Tc]]</w:t>
+            </w:r>
+          </w:p>
+        </w:tc>
+        <w:tc>
+          <w:tcPr>
+            <w:tcW w:w="1559" w:type="dxa"/>
+          </w:tcPr>
+          <w:p>
+            <w:pPr>
+              <w:shd w:val="clear" w:color="auto" w:fill="FFFFFF" w:themeFill="background1"/>
+              <w:spacing w:line="276" w:lineRule="auto"/>
+              <w:jc w:val="right"/>
+              <w:rPr>
+                <w:color w:val="000000" w:themeColor="text1"/>
+                <w:sz w:val="26"/>
+                <w:szCs w:val="26"/>
+                <w:lang w:val="en-US"/>
+              </w:rPr>
+            </w:pPr>
+            <w:r>
+              <w:rPr>
+                <w:color w:val="000000" w:themeColor="text1"/>
+                <w:sz w:val="26"/>
+                <w:szCs w:val="26"/>
+                <w:lang w:val="en-US"/>
+              </w:rPr>
+              <w:t>[[Kth_Cl]]</w:t>
+            </w:r>
+          </w:p>
+        </w:tc>
+        <w:tc>
+          <w:tcPr>
+            <w:tcW w:w="1418" w:type="dxa"/>
+          </w:tcPr>
+          <w:p>
+            <w:pPr>
+              <w:shd w:val="clear" w:color="auto" w:fill="FFFFFF" w:themeFill="background1"/>
+              <w:spacing w:line="276" w:lineRule="auto"/>
+              <w:jc w:val="right"/>
+              <w:rPr>
+                <w:color w:val="000000" w:themeColor="text1"/>
+                <w:sz w:val="26"/>
+                <w:szCs w:val="26"/>
+                <w:lang w:val="en-US"/>
+              </w:rPr>
+            </w:pPr>
+            <w:r>
+              <w:rPr>
+                <w:color w:val="000000" w:themeColor="text1"/>
+                <w:sz w:val="26"/>
+                <w:szCs w:val="26"/>
+                <w:lang w:val="en-US"/>
+              </w:rPr>
+              <w:t>[[Kth_Gc]]</w:t>
+            </w:r>
+          </w:p>
+        </w:tc>
+      </w:tr>
+      <w:tr>
+        <w:tc>
+          <w:tcPr>
+            <w:tcW w:w="880" w:type="dxa"/>
+          </w:tcPr>
+          <w:p>
+            <w:pPr>
+              <w:shd w:val="clear" w:color="auto" w:fill="FFFFFF" w:themeFill="background1"/>
+              <w:spacing w:line="276" w:lineRule="auto"/>
+              <w:ind w:left="360" w:hanging="298"/>
+              <w:jc w:val="center"/>
+              <w:rPr>
+                <w:color w:val="000000" w:themeColor="text1"/>
+                <w:sz w:val="26"/>
+                <w:szCs w:val="26"/>
+              </w:rPr>
+            </w:pPr>
+            <w:r>
+              <w:rPr>
+                <w:color w:val="000000" w:themeColor="text1"/>
+                <w:sz w:val="26"/>
+                <w:szCs w:val="26"/>
+              </w:rPr>
+              <w:t>1.3</w:t>
+            </w:r>
+          </w:p>
+        </w:tc>
+        <w:tc>
+          <w:tcPr>
+            <w:tcW w:w="2977" w:type="dxa"/>
+          </w:tcPr>
+          <w:p>
+            <w:pPr>
+              <w:shd w:val="clear" w:color="auto" w:fill="FFFFFF" w:themeFill="background1"/>
+              <w:spacing w:line="276" w:lineRule="auto"/>
+              <w:rPr>
+                <w:color w:val="000000" w:themeColor="text1"/>
+                <w:sz w:val="26"/>
+                <w:szCs w:val="26"/>
+              </w:rPr>
+            </w:pPr>
+            <w:r>
+              <w:rPr>
+                <w:color w:val="000000" w:themeColor="text1"/>
+                <w:sz w:val="26"/>
+                <w:szCs w:val="26"/>
+              </w:rPr>
+              <w:t xml:space="preserve">Đơn vị tổ chức </w:t>
+            </w:r>
+          </w:p>
+        </w:tc>
+        <w:tc>
+          <w:tcPr>
+            <w:tcW w:w="1418" w:type="dxa"/>
+          </w:tcPr>
+          <w:p>
+            <w:pPr>
+              <w:shd w:val="clear" w:color="auto" w:fill="FFFFFF" w:themeFill="background1"/>
+              <w:spacing w:line="276" w:lineRule="auto"/>
+              <w:jc w:val="right"/>
+              <w:rPr>
+                <w:color w:val="000000" w:themeColor="text1"/>
+                <w:sz w:val="26"/>
+                <w:szCs w:val="26"/>
+                <w:lang w:val="en-US"/>
+              </w:rPr>
+            </w:pPr>
+            <w:r>
+              <w:rPr>
+                <w:color w:val="000000" w:themeColor="text1"/>
+                <w:sz w:val="26"/>
+                <w:szCs w:val="26"/>
+                <w:lang w:val="en-US"/>
+              </w:rPr>
+              <w:t>[[Dvtc_Dt]]</w:t>
+            </w:r>
+          </w:p>
+        </w:tc>
+        <w:tc>
+          <w:tcPr>
+            <w:tcW w:w="1559" w:type="dxa"/>
+          </w:tcPr>
+          <w:p>
+            <w:pPr>
+              <w:shd w:val="clear" w:color="auto" w:fill="FFFFFF" w:themeFill="background1"/>
+              <w:spacing w:line="276" w:lineRule="auto"/>
+              <w:jc w:val="right"/>
+              <w:rPr>
+                <w:color w:val="000000" w:themeColor="text1"/>
+                <w:sz w:val="26"/>
+                <w:szCs w:val="26"/>
+                <w:lang w:val="en-US"/>
+              </w:rPr>
+            </w:pPr>
+            <w:r>
+              <w:rPr>
+                <w:color w:val="000000" w:themeColor="text1"/>
+                <w:sz w:val="26"/>
+                <w:szCs w:val="26"/>
+                <w:lang w:val="en-US"/>
+              </w:rPr>
+              <w:t>[[Dvtc_Tc]]</w:t>
+            </w:r>
+          </w:p>
+        </w:tc>
+        <w:tc>
+          <w:tcPr>
+            <w:tcW w:w="1559" w:type="dxa"/>
+          </w:tcPr>
+          <w:p>
+            <w:pPr>
+              <w:shd w:val="clear" w:color="auto" w:fill="FFFFFF" w:themeFill="background1"/>
+              <w:spacing w:line="276" w:lineRule="auto"/>
+              <w:jc w:val="right"/>
+              <w:rPr>
+                <w:color w:val="000000" w:themeColor="text1"/>
+                <w:sz w:val="26"/>
+                <w:szCs w:val="26"/>
+                <w:lang w:val="en-US"/>
+              </w:rPr>
+            </w:pPr>
+            <w:r>
+              <w:rPr>
+                <w:color w:val="000000" w:themeColor="text1"/>
+                <w:sz w:val="26"/>
+                <w:szCs w:val="26"/>
+                <w:lang w:val="en-US"/>
+              </w:rPr>
+              <w:t>[[Dvtc_Cl]]</w:t>
+            </w:r>
+          </w:p>
+        </w:tc>
+        <w:tc>
+          <w:tcPr>
+            <w:tcW w:w="1418" w:type="dxa"/>
+          </w:tcPr>
+          <w:p>
+            <w:pPr>
+              <w:shd w:val="clear" w:color="auto" w:fill="FFFFFF" w:themeFill="background1"/>
+              <w:spacing w:line="276" w:lineRule="auto"/>
+              <w:jc w:val="right"/>
+              <w:rPr>
+                <w:color w:val="000000" w:themeColor="text1"/>
+                <w:sz w:val="26"/>
+                <w:szCs w:val="26"/>
+                <w:lang w:val="en-US"/>
+              </w:rPr>
+            </w:pPr>
+            <w:r>
+              <w:rPr>
+                <w:color w:val="000000" w:themeColor="text1"/>
+                <w:sz w:val="26"/>
+                <w:szCs w:val="26"/>
+                <w:lang w:val="en-US"/>
+              </w:rPr>
+              <w:t>[[Dvtc_Gc]]</w:t>
+            </w:r>
+          </w:p>
+        </w:tc>
+      </w:tr>
+      <w:tr>
+        <w:tc>
+          <w:tcPr>
+            <w:tcW w:w="880" w:type="dxa"/>
+          </w:tcPr>
+          <w:p>
+            <w:pPr>
+              <w:shd w:val="clear" w:color="auto" w:fill="FFFFFF" w:themeFill="background1"/>
+              <w:spacing w:line="276" w:lineRule="auto"/>
+              <w:ind w:left="360" w:hanging="299"/>
+              <w:jc w:val="center"/>
+              <w:rPr>
+                <w:i/>
+                <w:iCs/>
+                <w:color w:val="000000" w:themeColor="text1"/>
+                <w:sz w:val="26"/>
+                <w:szCs w:val="26"/>
+              </w:rPr>
+            </w:pPr>
+            <w:r>
+              <w:rPr>
+                <w:color w:val="000000" w:themeColor="text1"/>
+                <w:sz w:val="26"/>
+                <w:szCs w:val="26"/>
+              </w:rPr>
+              <w:t>1.4</w:t>
+            </w:r>
+          </w:p>
+        </w:tc>
+        <w:tc>
+          <w:tcPr>
+            <w:tcW w:w="2977" w:type="dxa"/>
+          </w:tcPr>
+          <w:p>
+            <w:pPr>
+              <w:shd w:val="clear" w:color="auto" w:fill="FFFFFF" w:themeFill="background1"/>
+              <w:spacing w:line="276" w:lineRule="auto"/>
+              <w:rPr>
+                <w:color w:val="000000" w:themeColor="text1"/>
+                <w:sz w:val="26"/>
+                <w:szCs w:val="26"/>
+              </w:rPr>
+            </w:pPr>
+            <w:r>
+              <w:rPr>
+                <w:color w:val="000000" w:themeColor="text1"/>
+                <w:sz w:val="26"/>
+                <w:szCs w:val="26"/>
+              </w:rPr>
+              <w:t xml:space="preserve">Chi phí khác   </w:t>
+            </w:r>
+          </w:p>
+        </w:tc>
+        <w:tc>
+          <w:tcPr>
+            <w:tcW w:w="1418" w:type="dxa"/>
+          </w:tcPr>
+          <w:p>
+            <w:pPr>
+              <w:shd w:val="clear" w:color="auto" w:fill="FFFFFF" w:themeFill="background1"/>
+              <w:spacing w:line="276" w:lineRule="auto"/>
+              <w:jc w:val="right"/>
+              <w:rPr>
+                <w:color w:val="000000" w:themeColor="text1"/>
+                <w:sz w:val="26"/>
+                <w:szCs w:val="26"/>
+                <w:lang w:val="en-US"/>
+              </w:rPr>
+            </w:pPr>
+            <w:r>
+              <w:rPr>
+                <w:color w:val="000000" w:themeColor="text1"/>
+                <w:sz w:val="26"/>
+                <w:szCs w:val="26"/>
+                <w:lang w:val="en-US"/>
+              </w:rPr>
+              <w:t>[[Cpk_Dt]]</w:t>
+            </w:r>
+          </w:p>
+        </w:tc>
+        <w:tc>
+          <w:tcPr>
+            <w:tcW w:w="1559" w:type="dxa"/>
+          </w:tcPr>
+          <w:p>
+            <w:pPr>
+              <w:shd w:val="clear" w:color="auto" w:fill="FFFFFF" w:themeFill="background1"/>
+              <w:spacing w:line="276" w:lineRule="auto"/>
+              <w:jc w:val="right"/>
+              <w:rPr>
+                <w:color w:val="000000" w:themeColor="text1"/>
+                <w:sz w:val="26"/>
+                <w:szCs w:val="26"/>
+                <w:lang w:val="en-US"/>
+              </w:rPr>
+            </w:pPr>
+            <w:r>
+              <w:rPr>
+                <w:color w:val="000000" w:themeColor="text1"/>
+                <w:sz w:val="26"/>
+                <w:szCs w:val="26"/>
+                <w:lang w:val="en-US"/>
+              </w:rPr>
+              <w:t>[[Cpk_Tc]]</w:t>
+            </w:r>
+          </w:p>
+        </w:tc>
+        <w:tc>
+          <w:tcPr>
+            <w:tcW w:w="1559" w:type="dxa"/>
+          </w:tcPr>
+          <w:p>
+            <w:pPr>
+              <w:shd w:val="clear" w:color="auto" w:fill="FFFFFF" w:themeFill="background1"/>
+              <w:spacing w:line="276" w:lineRule="auto"/>
+              <w:jc w:val="right"/>
+              <w:rPr>
+                <w:color w:val="000000" w:themeColor="text1"/>
+                <w:sz w:val="26"/>
+                <w:szCs w:val="26"/>
+                <w:lang w:val="en-US"/>
+              </w:rPr>
+            </w:pPr>
+            <w:r>
+              <w:rPr>
+                <w:color w:val="000000" w:themeColor="text1"/>
+                <w:sz w:val="26"/>
+                <w:szCs w:val="26"/>
+                <w:lang w:val="en-US"/>
+              </w:rPr>
+              <w:t>[[Cpk_Cl]]</w:t>
+            </w:r>
+          </w:p>
+        </w:tc>
+        <w:tc>
+          <w:tcPr>
+            <w:tcW w:w="1418" w:type="dxa"/>
+          </w:tcPr>
+          <w:p>
+            <w:pPr>
+              <w:shd w:val="clear" w:color="auto" w:fill="FFFFFF" w:themeFill="background1"/>
+              <w:spacing w:line="276" w:lineRule="auto"/>
+              <w:jc w:val="right"/>
+              <w:rPr>
+                <w:color w:val="000000" w:themeColor="text1"/>
+                <w:sz w:val="26"/>
+                <w:szCs w:val="26"/>
+                <w:lang w:val="en-US"/>
+              </w:rPr>
+            </w:pPr>
+            <w:r>
+              <w:rPr>
+                <w:color w:val="000000" w:themeColor="text1"/>
+                <w:sz w:val="26"/>
+                <w:szCs w:val="26"/>
+                <w:lang w:val="en-US"/>
+              </w:rPr>
+              <w:t>[[Cpk_Gc]]</w:t>
+            </w:r>
+          </w:p>
+        </w:tc>
+      </w:tr>
+      <w:tr>
+        <w:tc>
+          <w:tcPr>
+            <w:tcW w:w="880" w:type="dxa"/>
+          </w:tcPr>
+          <w:p>
+            <w:pPr>
+              <w:shd w:val="clear" w:color="auto" w:fill="FFFFFF" w:themeFill="background1"/>
+              <w:spacing w:line="276" w:lineRule="auto"/>
+              <w:ind w:left="360" w:hanging="299"/>
+              <w:jc w:val="center"/>
+              <w:rPr>
+                <w:i/>
+                <w:iCs/>
+                <w:color w:val="000000" w:themeColor="text1"/>
+                <w:sz w:val="26"/>
+                <w:szCs w:val="26"/>
+              </w:rPr>
+            </w:pPr>
+            <w:r>
+              <w:rPr>
+                <w:b/>
+                <w:bCs/>
+                <w:color w:val="000000" w:themeColor="text1"/>
+                <w:sz w:val="26"/>
+                <w:szCs w:val="26"/>
+              </w:rPr>
+              <w:t>2</w:t>
+            </w:r>
+          </w:p>
+        </w:tc>
+        <w:tc>
+          <w:tcPr>
+            <w:tcW w:w="2977" w:type="dxa"/>
+          </w:tcPr>
+          <w:p>
+            <w:pPr>
+              <w:shd w:val="clear" w:color="auto" w:fill="FFFFFF" w:themeFill="background1"/>
+              <w:spacing w:line="276" w:lineRule="auto"/>
+              <w:rPr>
+                <w:color w:val="000000" w:themeColor="text1"/>
+                <w:sz w:val="26"/>
+                <w:szCs w:val="26"/>
+              </w:rPr>
+            </w:pPr>
+            <w:r>
+              <w:rPr>
+                <w:b/>
+                <w:bCs/>
+                <w:color w:val="000000" w:themeColor="text1"/>
+                <w:sz w:val="26"/>
+                <w:szCs w:val="26"/>
+              </w:rPr>
+              <w:t xml:space="preserve">Bộ phận gián tiếp  </w:t>
+            </w:r>
+          </w:p>
+        </w:tc>
+        <w:tc>
+          <w:tcPr>
+            <w:tcW w:w="1418" w:type="dxa"/>
+          </w:tcPr>
+          <w:p>
+            <w:pPr>
+              <w:shd w:val="clear" w:color="auto" w:fill="FFFFFF" w:themeFill="background1"/>
+              <w:spacing w:line="276" w:lineRule="auto"/>
+              <w:jc w:val="right"/>
+              <w:rPr>
+                <w:color w:val="000000" w:themeColor="text1"/>
+                <w:sz w:val="26"/>
+                <w:szCs w:val="26"/>
+                <w:lang w:val="en-US"/>
+              </w:rPr>
+            </w:pPr>
+            <w:r>
+              <w:rPr>
+                <w:color w:val="000000" w:themeColor="text1"/>
+                <w:sz w:val="26"/>
+                <w:szCs w:val="26"/>
+                <w:lang w:val="en-US"/>
+              </w:rPr>
+              <w:t>[[Bpgt_Dt]]</w:t>
+            </w:r>
+          </w:p>
+        </w:tc>
+        <w:tc>
+          <w:tcPr>
+            <w:tcW w:w="1559" w:type="dxa"/>
+          </w:tcPr>
+          <w:p>
+            <w:pPr>
+              <w:shd w:val="clear" w:color="auto" w:fill="FFFFFF" w:themeFill="background1"/>
+              <w:spacing w:line="276" w:lineRule="auto"/>
+              <w:jc w:val="right"/>
+              <w:rPr>
+                <w:color w:val="000000" w:themeColor="text1"/>
+                <w:sz w:val="26"/>
+                <w:szCs w:val="26"/>
+                <w:lang w:val="en-US"/>
+              </w:rPr>
+            </w:pPr>
+            <w:r>
+              <w:rPr>
+                <w:color w:val="000000" w:themeColor="text1"/>
+                <w:sz w:val="26"/>
+                <w:szCs w:val="26"/>
+                <w:lang w:val="en-US"/>
+              </w:rPr>
+              <w:t>[[Bpgt_Tc]]</w:t>
+            </w:r>
+          </w:p>
+        </w:tc>
+        <w:tc>
+          <w:tcPr>
+            <w:tcW w:w="1559" w:type="dxa"/>
+          </w:tcPr>
+          <w:p>
+            <w:pPr>
+              <w:shd w:val="clear" w:color="auto" w:fill="FFFFFF" w:themeFill="background1"/>
+              <w:spacing w:line="276" w:lineRule="auto"/>
+              <w:jc w:val="right"/>
+              <w:rPr>
+                <w:b/>
+                <w:bCs/>
+                <w:color w:val="000000" w:themeColor="text1"/>
+                <w:sz w:val="26"/>
+                <w:szCs w:val="26"/>
+                <w:lang w:val="en-US"/>
+              </w:rPr>
+            </w:pPr>
+            <w:r>
+              <w:rPr>
+                <w:b/>
+                <w:bCs/>
+                <w:color w:val="000000" w:themeColor="text1"/>
+                <w:sz w:val="26"/>
+                <w:szCs w:val="26"/>
+                <w:lang w:val="en-US"/>
+              </w:rPr>
+              <w:t>[[Bpgt_Cl]]</w:t>
+            </w:r>
+          </w:p>
+        </w:tc>
+        <w:tc>
+          <w:tcPr>
+            <w:tcW w:w="1418" w:type="dxa"/>
+          </w:tcPr>
+          <w:p>
+            <w:pPr>
+              <w:shd w:val="clear" w:color="auto" w:fill="FFFFFF" w:themeFill="background1"/>
+              <w:spacing w:line="276" w:lineRule="auto"/>
+              <w:jc w:val="right"/>
+              <w:rPr>
+                <w:color w:val="000000" w:themeColor="text1"/>
+                <w:sz w:val="26"/>
+                <w:szCs w:val="26"/>
+                <w:lang w:val="en-US"/>
+              </w:rPr>
+            </w:pPr>
+            <w:r>
+              <w:rPr>
+                <w:color w:val="000000" w:themeColor="text1"/>
+                <w:sz w:val="26"/>
+                <w:szCs w:val="26"/>
+                <w:lang w:val="en-US"/>
+              </w:rPr>
+              <w:t>[[Bpgt_Gc]]</w:t>
+            </w:r>
+          </w:p>
+        </w:tc>
+      </w:tr>
+      <w:tr>
+        <w:tc>
+          <w:tcPr>
+            <w:tcW w:w="880" w:type="dxa"/>
+          </w:tcPr>
+          <w:p>
+            <w:pPr>
+              <w:shd w:val="clear" w:color="auto" w:fill="FFFFFF" w:themeFill="background1"/>
+              <w:spacing w:line="276" w:lineRule="auto"/>
+              <w:ind w:firstLine="61"/>
+              <w:jc w:val="center"/>
+              <w:rPr>
+                <w:b/>
+                <w:bCs/>
+                <w:color w:val="000000" w:themeColor="text1"/>
+                <w:sz w:val="26"/>
+                <w:szCs w:val="26"/>
+              </w:rPr>
+            </w:pPr>
+            <w:r>
+              <w:rPr>
+                <w:color w:val="000000" w:themeColor="text1"/>
+                <w:sz w:val="26"/>
+                <w:szCs w:val="26"/>
+              </w:rPr>
+              <w:t>2.1</w:t>
+            </w:r>
+          </w:p>
+        </w:tc>
+        <w:tc>
+          <w:tcPr>
+            <w:tcW w:w="2977" w:type="dxa"/>
+          </w:tcPr>
+          <w:p>
+            <w:pPr>
+              <w:shd w:val="clear" w:color="auto" w:fill="FFFFFF" w:themeFill="background1"/>
+              <w:spacing w:line="276" w:lineRule="auto"/>
+              <w:rPr>
+                <w:b/>
+                <w:bCs/>
+                <w:color w:val="000000" w:themeColor="text1"/>
+                <w:sz w:val="26"/>
+                <w:szCs w:val="26"/>
+              </w:rPr>
+            </w:pPr>
+            <w:r>
+              <w:rPr>
+                <w:color w:val="000000" w:themeColor="text1"/>
+                <w:sz w:val="26"/>
+                <w:szCs w:val="26"/>
+              </w:rPr>
+              <w:t xml:space="preserve">Quản lý chuyên môn </w:t>
+            </w:r>
+          </w:p>
+        </w:tc>
+        <w:tc>
+          <w:tcPr>
+            <w:tcW w:w="1418" w:type="dxa"/>
+          </w:tcPr>
+          <w:p>
+            <w:pPr>
+              <w:shd w:val="clear" w:color="auto" w:fill="FFFFFF" w:themeFill="background1"/>
+              <w:spacing w:line="276" w:lineRule="auto"/>
+              <w:jc w:val="right"/>
+              <w:rPr>
+                <w:b/>
+                <w:bCs/>
+                <w:color w:val="000000" w:themeColor="text1"/>
+                <w:sz w:val="26"/>
+                <w:szCs w:val="26"/>
+                <w:lang w:val="en-US"/>
+              </w:rPr>
+            </w:pPr>
+            <w:r>
+              <w:rPr>
+                <w:b/>
+                <w:bCs/>
+                <w:color w:val="000000" w:themeColor="text1"/>
+                <w:sz w:val="26"/>
+                <w:szCs w:val="26"/>
+                <w:lang w:val="en-US"/>
+              </w:rPr>
+              <w:t>[[Qlcm_Dt]]</w:t>
+            </w:r>
+          </w:p>
+        </w:tc>
+        <w:tc>
+          <w:tcPr>
+            <w:tcW w:w="1559" w:type="dxa"/>
+          </w:tcPr>
+          <w:p>
+            <w:pPr>
+              <w:shd w:val="clear" w:color="auto" w:fill="FFFFFF" w:themeFill="background1"/>
+              <w:spacing w:line="276" w:lineRule="auto"/>
+              <w:jc w:val="right"/>
+              <w:rPr>
+                <w:color w:val="000000" w:themeColor="text1"/>
+                <w:sz w:val="26"/>
+                <w:szCs w:val="26"/>
+                <w:lang w:val="en-US"/>
+              </w:rPr>
+            </w:pPr>
+            <w:r>
+              <w:rPr>
+                <w:color w:val="000000" w:themeColor="text1"/>
+                <w:sz w:val="26"/>
+                <w:szCs w:val="26"/>
+                <w:lang w:val="en-US"/>
+              </w:rPr>
+              <w:t>[[Qlcm_Tc]]</w:t>
+            </w:r>
+          </w:p>
+        </w:tc>
+        <w:tc>
+          <w:tcPr>
+            <w:tcW w:w="1559" w:type="dxa"/>
+          </w:tcPr>
+          <w:p>
+            <w:pPr>
+              <w:shd w:val="clear" w:color="auto" w:fill="FFFFFF" w:themeFill="background1"/>
+              <w:spacing w:line="276" w:lineRule="auto"/>
+              <w:jc w:val="right"/>
+              <w:rPr>
+                <w:color w:val="000000" w:themeColor="text1"/>
+                <w:sz w:val="26"/>
+                <w:szCs w:val="26"/>
+                <w:lang w:val="en-US"/>
+              </w:rPr>
+            </w:pPr>
+            <w:r>
+              <w:rPr>
+                <w:color w:val="000000" w:themeColor="text1"/>
+                <w:sz w:val="26"/>
+                <w:szCs w:val="26"/>
+                <w:lang w:val="en-US"/>
+              </w:rPr>
+              <w:t>[[Qlcm_Cl]]</w:t>
+            </w:r>
+          </w:p>
+        </w:tc>
+        <w:tc>
+          <w:tcPr>
+            <w:tcW w:w="1418" w:type="dxa"/>
+          </w:tcPr>
+          <w:p>
+            <w:pPr>
+              <w:shd w:val="clear" w:color="auto" w:fill="FFFFFF" w:themeFill="background1"/>
+              <w:spacing w:line="276" w:lineRule="auto"/>
+              <w:jc w:val="right"/>
+              <w:rPr>
+                <w:color w:val="000000" w:themeColor="text1"/>
+                <w:sz w:val="26"/>
+                <w:szCs w:val="26"/>
+                <w:lang w:val="en-US"/>
+              </w:rPr>
+            </w:pPr>
+            <w:r>
+              <w:rPr>
+                <w:color w:val="000000" w:themeColor="text1"/>
+                <w:sz w:val="26"/>
+                <w:szCs w:val="26"/>
+                <w:lang w:val="en-US"/>
+              </w:rPr>
+              <w:t>[[Qlcm_Gc]]</w:t>
+            </w:r>
+          </w:p>
+        </w:tc>
+      </w:tr>
+      <w:tr>
+        <w:tc>
+          <w:tcPr>
+            <w:tcW w:w="880" w:type="dxa"/>
+          </w:tcPr>
+          <w:p>
+            <w:pPr>
+              <w:shd w:val="clear" w:color="auto" w:fill="FFFFFF" w:themeFill="background1"/>
+              <w:spacing w:line="276" w:lineRule="auto"/>
+              <w:ind w:left="360" w:hanging="299"/>
+              <w:jc w:val="center"/>
+              <w:rPr>
+                <w:color w:val="000000" w:themeColor="text1"/>
+                <w:sz w:val="26"/>
+                <w:szCs w:val="26"/>
+              </w:rPr>
+            </w:pPr>
+            <w:r>
+              <w:rPr>
+                <w:color w:val="000000" w:themeColor="text1"/>
+                <w:sz w:val="26"/>
+                <w:szCs w:val="26"/>
+              </w:rPr>
+              <w:t>2.2</w:t>
+            </w:r>
+          </w:p>
+        </w:tc>
+        <w:tc>
+          <w:tcPr>
+            <w:tcW w:w="2977" w:type="dxa"/>
+          </w:tcPr>
+          <w:p>
+            <w:pPr>
+              <w:shd w:val="clear" w:color="auto" w:fill="FFFFFF" w:themeFill="background1"/>
+              <w:spacing w:line="276" w:lineRule="auto"/>
+              <w:rPr>
+                <w:color w:val="000000" w:themeColor="text1"/>
+                <w:sz w:val="26"/>
+                <w:szCs w:val="26"/>
+              </w:rPr>
+            </w:pPr>
+            <w:r>
+              <w:rPr>
+                <w:color w:val="000000" w:themeColor="text1"/>
+                <w:sz w:val="26"/>
+                <w:szCs w:val="26"/>
+              </w:rPr>
+              <w:t xml:space="preserve">Quản lý tài chính  </w:t>
+            </w:r>
+          </w:p>
+        </w:tc>
+        <w:tc>
+          <w:tcPr>
+            <w:tcW w:w="1418" w:type="dxa"/>
+          </w:tcPr>
+          <w:p>
+            <w:pPr>
+              <w:shd w:val="clear" w:color="auto" w:fill="FFFFFF" w:themeFill="background1"/>
+              <w:spacing w:line="276" w:lineRule="auto"/>
+              <w:jc w:val="right"/>
+              <w:rPr>
+                <w:color w:val="000000" w:themeColor="text1"/>
+                <w:sz w:val="26"/>
+                <w:szCs w:val="26"/>
+                <w:lang w:val="en-US"/>
+              </w:rPr>
+            </w:pPr>
+            <w:r>
+              <w:rPr>
+                <w:color w:val="000000" w:themeColor="text1"/>
+                <w:sz w:val="26"/>
+                <w:szCs w:val="26"/>
+                <w:lang w:val="en-US"/>
+              </w:rPr>
+              <w:t>[[Qltc_Dt]]</w:t>
+            </w:r>
+          </w:p>
+        </w:tc>
+        <w:tc>
+          <w:tcPr>
+            <w:tcW w:w="1559" w:type="dxa"/>
+          </w:tcPr>
+          <w:p>
+            <w:pPr>
+              <w:shd w:val="clear" w:color="auto" w:fill="FFFFFF" w:themeFill="background1"/>
+              <w:spacing w:line="276" w:lineRule="auto"/>
+              <w:jc w:val="right"/>
+              <w:rPr>
+                <w:color w:val="000000" w:themeColor="text1"/>
+                <w:sz w:val="26"/>
+                <w:szCs w:val="26"/>
+                <w:lang w:val="en-US"/>
+              </w:rPr>
+            </w:pPr>
+            <w:r>
+              <w:rPr>
+                <w:color w:val="000000" w:themeColor="text1"/>
+                <w:sz w:val="26"/>
+                <w:szCs w:val="26"/>
+                <w:lang w:val="en-US"/>
+              </w:rPr>
+              <w:t>[[Qltc_Tc]]</w:t>
+            </w:r>
+          </w:p>
+        </w:tc>
+        <w:tc>
+          <w:tcPr>
+            <w:tcW w:w="1559" w:type="dxa"/>
+          </w:tcPr>
+          <w:p>
+            <w:pPr>
+              <w:shd w:val="clear" w:color="auto" w:fill="FFFFFF" w:themeFill="background1"/>
+              <w:spacing w:line="276" w:lineRule="auto"/>
+              <w:jc w:val="right"/>
+              <w:rPr>
+                <w:color w:val="000000" w:themeColor="text1"/>
+                <w:sz w:val="26"/>
+                <w:szCs w:val="26"/>
+                <w:lang w:val="en-US"/>
+              </w:rPr>
+            </w:pPr>
+            <w:r>
+              <w:rPr>
+                <w:color w:val="000000" w:themeColor="text1"/>
+                <w:sz w:val="26"/>
+                <w:szCs w:val="26"/>
+                <w:lang w:val="en-US"/>
+              </w:rPr>
+              <w:t>[[Qltc_Cl]]</w:t>
+            </w:r>
+          </w:p>
+        </w:tc>
+        <w:tc>
+          <w:tcPr>
+            <w:tcW w:w="1418" w:type="dxa"/>
+          </w:tcPr>
+          <w:p>
+            <w:pPr>
+              <w:shd w:val="clear" w:color="auto" w:fill="FFFFFF" w:themeFill="background1"/>
+              <w:spacing w:line="276" w:lineRule="auto"/>
+              <w:jc w:val="right"/>
+              <w:rPr>
+                <w:color w:val="000000" w:themeColor="text1"/>
+                <w:sz w:val="26"/>
+                <w:szCs w:val="26"/>
+                <w:lang w:val="en-US"/>
+              </w:rPr>
+            </w:pPr>
+            <w:r>
+              <w:rPr>
+                <w:color w:val="000000" w:themeColor="text1"/>
+                <w:sz w:val="26"/>
+                <w:szCs w:val="26"/>
+                <w:lang w:val="en-US"/>
+              </w:rPr>
+              <w:t>[[Qltc_Gc]]</w:t>
+            </w:r>
+          </w:p>
+        </w:tc>
+      </w:tr>
+      <w:tr>
+        <w:tc>
+          <w:tcPr>
+            <w:tcW w:w="880" w:type="dxa"/>
+          </w:tcPr>
+          <w:p>
+            <w:pPr>
+              <w:shd w:val="clear" w:color="auto" w:fill="FFFFFF" w:themeFill="background1"/>
+              <w:spacing w:line="276" w:lineRule="auto"/>
+              <w:ind w:left="360" w:hanging="299"/>
+              <w:jc w:val="center"/>
+              <w:rPr>
+                <w:color w:val="000000" w:themeColor="text1"/>
+                <w:sz w:val="26"/>
+                <w:szCs w:val="26"/>
+              </w:rPr>
+            </w:pPr>
+            <w:r>
+              <w:rPr>
+                <w:color w:val="000000" w:themeColor="text1"/>
+                <w:sz w:val="26"/>
+                <w:szCs w:val="26"/>
+              </w:rPr>
+              <w:t>2.3</w:t>
+            </w:r>
+          </w:p>
+        </w:tc>
+        <w:tc>
+          <w:tcPr>
+            <w:tcW w:w="2977" w:type="dxa"/>
+          </w:tcPr>
+          <w:p>
+            <w:pPr>
+              <w:shd w:val="clear" w:color="auto" w:fill="FFFFFF" w:themeFill="background1"/>
+              <w:spacing w:line="276" w:lineRule="auto"/>
+              <w:rPr>
+                <w:color w:val="000000" w:themeColor="text1"/>
+                <w:sz w:val="26"/>
+                <w:szCs w:val="26"/>
+                <w:lang w:val="en-US"/>
+              </w:rPr>
+            </w:pPr>
+            <w:r>
+              <w:rPr>
+                <w:color w:val="000000" w:themeColor="text1"/>
+                <w:sz w:val="26"/>
+                <w:szCs w:val="26"/>
+              </w:rPr>
+              <w:t>Khoa, phòng liên quan</w:t>
+            </w:r>
+          </w:p>
+        </w:tc>
+        <w:tc>
+          <w:tcPr>
+            <w:tcW w:w="1418" w:type="dxa"/>
+          </w:tcPr>
+          <w:p>
+            <w:pPr>
+              <w:shd w:val="clear" w:color="auto" w:fill="FFFFFF" w:themeFill="background1"/>
+              <w:spacing w:line="276" w:lineRule="auto"/>
+              <w:jc w:val="right"/>
+              <w:rPr>
+                <w:color w:val="000000" w:themeColor="text1"/>
+                <w:sz w:val="26"/>
+                <w:szCs w:val="26"/>
+                <w:lang w:val="en-US"/>
+              </w:rPr>
+            </w:pPr>
+            <w:r>
+              <w:rPr>
+                <w:color w:val="000000" w:themeColor="text1"/>
+                <w:sz w:val="26"/>
+                <w:szCs w:val="26"/>
+                <w:lang w:val="en-US"/>
+              </w:rPr>
+              <w:t>[[Kplq_Dt]]</w:t>
+            </w:r>
+          </w:p>
+        </w:tc>
+        <w:tc>
+          <w:tcPr>
+            <w:tcW w:w="1559" w:type="dxa"/>
+          </w:tcPr>
+          <w:p>
+            <w:pPr>
+              <w:shd w:val="clear" w:color="auto" w:fill="FFFFFF" w:themeFill="background1"/>
+              <w:spacing w:line="276" w:lineRule="auto"/>
+              <w:jc w:val="right"/>
+              <w:rPr>
+                <w:color w:val="000000" w:themeColor="text1"/>
+                <w:sz w:val="26"/>
+                <w:szCs w:val="26"/>
+                <w:lang w:val="en-US"/>
+              </w:rPr>
+            </w:pPr>
+            <w:r>
+              <w:rPr>
+                <w:color w:val="000000" w:themeColor="text1"/>
+                <w:sz w:val="26"/>
+                <w:szCs w:val="26"/>
+                <w:lang w:val="en-US"/>
+              </w:rPr>
+              <w:t>[[Kplq_Tc]]</w:t>
+            </w:r>
+          </w:p>
+        </w:tc>
+        <w:tc>
+          <w:tcPr>
+            <w:tcW w:w="1559" w:type="dxa"/>
+          </w:tcPr>
+          <w:p>
+            <w:pPr>
+              <w:shd w:val="clear" w:color="auto" w:fill="FFFFFF" w:themeFill="background1"/>
+              <w:spacing w:line="276" w:lineRule="auto"/>
+              <w:jc w:val="right"/>
+              <w:rPr>
+                <w:color w:val="000000" w:themeColor="text1"/>
+                <w:sz w:val="26"/>
+                <w:szCs w:val="26"/>
+                <w:lang w:val="en-US"/>
+              </w:rPr>
+            </w:pPr>
+            <w:r>
+              <w:rPr>
+                <w:color w:val="000000" w:themeColor="text1"/>
+                <w:sz w:val="26"/>
+                <w:szCs w:val="26"/>
+                <w:lang w:val="en-US"/>
+              </w:rPr>
+              <w:t>[[Kplq_Cl]]</w:t>
+            </w:r>
+          </w:p>
+        </w:tc>
+        <w:tc>
+          <w:tcPr>
+            <w:tcW w:w="1418" w:type="dxa"/>
+          </w:tcPr>
+          <w:p>
+            <w:pPr>
+              <w:shd w:val="clear" w:color="auto" w:fill="FFFFFF" w:themeFill="background1"/>
+              <w:spacing w:line="276" w:lineRule="auto"/>
+              <w:jc w:val="right"/>
+              <w:rPr>
+                <w:color w:val="000000" w:themeColor="text1"/>
+                <w:sz w:val="26"/>
+                <w:szCs w:val="26"/>
+                <w:lang w:val="en-US"/>
+              </w:rPr>
+            </w:pPr>
+            <w:r>
+              <w:rPr>
+                <w:color w:val="000000" w:themeColor="text1"/>
+                <w:sz w:val="26"/>
+                <w:szCs w:val="26"/>
+                <w:lang w:val="en-US"/>
+              </w:rPr>
+              <w:t>[[Kplq_Gc]]</w:t>
+            </w:r>
+          </w:p>
+        </w:tc>
+      </w:tr>
+      <w:tr>
+        <w:tc>
+          <w:tcPr>
+            <w:tcW w:w="880" w:type="dxa"/>
+          </w:tcPr>
+          <w:p>
+            <w:pPr>
+              <w:shd w:val="clear" w:color="auto" w:fill="FFFFFF" w:themeFill="background1"/>
+              <w:spacing w:line="276" w:lineRule="auto"/>
+              <w:jc w:val="center"/>
+              <w:rPr>
+                <w:b/>
+                <w:color w:val="000000" w:themeColor="text1"/>
+                <w:sz w:val="26"/>
+                <w:szCs w:val="26"/>
+              </w:rPr>
+            </w:pPr>
+            <w:r>
+              <w:rPr>
+                <w:b/>
+                <w:color w:val="000000" w:themeColor="text1"/>
+                <w:sz w:val="26"/>
+                <w:szCs w:val="26"/>
+              </w:rPr>
+              <w:t>III</w:t>
+            </w:r>
+          </w:p>
+        </w:tc>
+        <w:tc>
+          <w:tcPr>
+            <w:tcW w:w="2977" w:type="dxa"/>
+          </w:tcPr>
+          <w:p>
+            <w:pPr>
+              <w:shd w:val="clear" w:color="auto" w:fill="FFFFFF" w:themeFill="background1"/>
+              <w:spacing w:line="276" w:lineRule="auto"/>
+              <w:rPr>
+                <w:b/>
+                <w:color w:val="000000" w:themeColor="text1"/>
+                <w:sz w:val="26"/>
+                <w:szCs w:val="26"/>
+              </w:rPr>
+            </w:pPr>
+            <w:r>
+              <w:rPr>
+                <w:b/>
+                <w:color w:val="000000" w:themeColor="text1"/>
+                <w:sz w:val="26"/>
+                <w:szCs w:val="26"/>
+              </w:rPr>
+              <w:t>Chênh lệch</w:t>
+            </w:r>
+          </w:p>
+        </w:tc>
+        <w:tc>
+          <w:tcPr>
+            <w:tcW w:w="1418" w:type="dxa"/>
+          </w:tcPr>
+          <w:p>
+            <w:pPr>
+              <w:shd w:val="clear" w:color="auto" w:fill="FFFFFF" w:themeFill="background1"/>
+              <w:spacing w:line="276" w:lineRule="auto"/>
+              <w:jc w:val="right"/>
+              <w:rPr>
+                <w:b/>
+                <w:color w:val="000000" w:themeColor="text1"/>
+                <w:sz w:val="26"/>
+                <w:szCs w:val="26"/>
+                <w:lang w:val="en-US"/>
+              </w:rPr>
+            </w:pPr>
+            <w:r>
+              <w:rPr>
+                <w:b/>
+                <w:color w:val="000000" w:themeColor="text1"/>
+                <w:sz w:val="26"/>
+                <w:szCs w:val="26"/>
+                <w:lang w:val="en-US"/>
+              </w:rPr>
+              <w:t>[[Cl_Dt]]</w:t>
+            </w:r>
+          </w:p>
+        </w:tc>
+        <w:tc>
+          <w:tcPr>
+            <w:tcW w:w="1559" w:type="dxa"/>
+          </w:tcPr>
+          <w:p>
+            <w:pPr>
+              <w:shd w:val="clear" w:color="auto" w:fill="FFFFFF" w:themeFill="background1"/>
+              <w:spacing w:line="276" w:lineRule="auto"/>
+              <w:jc w:val="right"/>
+              <w:rPr>
+                <w:b/>
+                <w:color w:val="000000" w:themeColor="text1"/>
+                <w:sz w:val="26"/>
+                <w:szCs w:val="26"/>
+                <w:lang w:val="en-US"/>
+              </w:rPr>
+            </w:pPr>
+            <w:r>
+              <w:rPr>
+                <w:b/>
+                <w:color w:val="000000" w:themeColor="text1"/>
+                <w:sz w:val="26"/>
+                <w:szCs w:val="26"/>
+                <w:lang w:val="en-US"/>
+              </w:rPr>
+              <w:t>[[Cl_Tc]]</w:t>
+            </w:r>
+          </w:p>
+        </w:tc>
+        <w:tc>
+          <w:tcPr>
+            <w:tcW w:w="1559" w:type="dxa"/>
+          </w:tcPr>
+          <w:p>
+            <w:pPr>
+              <w:shd w:val="clear" w:color="auto" w:fill="FFFFFF" w:themeFill="background1"/>
+              <w:spacing w:line="276" w:lineRule="auto"/>
+              <w:jc w:val="right"/>
+              <w:rPr>
+                <w:b/>
+                <w:color w:val="000000" w:themeColor="text1"/>
+                <w:sz w:val="26"/>
+                <w:szCs w:val="26"/>
+                <w:lang w:val="en-US"/>
+              </w:rPr>
+            </w:pPr>
+            <w:r>
+              <w:rPr>
+                <w:b/>
+                <w:color w:val="000000" w:themeColor="text1"/>
+                <w:sz w:val="26"/>
+                <w:szCs w:val="26"/>
+                <w:lang w:val="en-US"/>
+              </w:rPr>
+              <w:t>[[Cl_Cl]]</w:t>
+            </w:r>
+          </w:p>
+        </w:tc>
+        <w:tc>
+          <w:tcPr>
+            <w:tcW w:w="1418" w:type="dxa"/>
+          </w:tcPr>
+          <w:p>
+            <w:pPr>
+              <w:shd w:val="clear" w:color="auto" w:fill="FFFFFF" w:themeFill="background1"/>
+              <w:spacing w:line="276" w:lineRule="auto"/>
+              <w:jc w:val="right"/>
+              <w:rPr>
+                <w:color w:val="000000" w:themeColor="text1"/>
+                <w:sz w:val="26"/>
+                <w:szCs w:val="26"/>
+                <w:lang w:val="en-US"/>
+              </w:rPr>
+            </w:pPr>
+            <w:r>
+              <w:rPr>
+                <w:color w:val="000000" w:themeColor="text1"/>
+                <w:sz w:val="26"/>
+                <w:szCs w:val="26"/>
+                <w:lang w:val="en-US"/>
+              </w:rPr>
+              <w:t>[[Cl_Gc]]</w:t>
+            </w:r>
+          </w:p>
+        </w:tc>
+      </w:tr>
+    </w:tbl>
+    <w:p>
+      <w:pPr>
+        <w:shd w:val="clear" w:color="auto" w:fill="FFFFFF" w:themeFill="background1"/>
+        <w:spacing w:before="60" w:after="0"/>
+        <w:rPr>
+          <w:b/>
+          <w:color w:val="000000" w:themeColor="text1"/>
+          <w:sz w:val="26"/>
+          <w:szCs w:val="26"/>
+        </w:rPr>
+      </w:pPr>
+      <w:r>
+        <w:rPr>
+          <w:b/>
+          <w:i/>
+          <w:iCs/>
+          <w:color w:val="000000" w:themeColor="text1"/>
+          <w:sz w:val="26"/>
+          <w:szCs w:val="26"/>
+        </w:rPr>
+        <w:t>Số tiền chi phí viết bằng chữ:</w:t>
+      </w:r>
+      <w:bookmarkStart w:id="0" w:name="_Hlk173333206"/>
+      <w:r>
+        <w:rPr>
+          <w:b/>
+          <w:color w:val="000000" w:themeColor="text1"/>
+          <w:sz w:val="26"/>
+          <w:szCs w:val="26"/>
+        </w:rPr>
+        <w:t xml:space="preserve"> </w:t>
+      </w:r>
+      <w:bookmarkEnd w:id="0"/>
+      <w:r>
+        <w:rPr>
+          <w:b/>
+          <w:color w:val="000000" w:themeColor="text1"/>
+          <w:sz w:val="26"/>
+          <w:szCs w:val="26"/>
+        </w:rPr>
+        <w:t>[[</w:t>
+      </w:r>
+      <w:r>
+        <w:rPr>
+          <w:b/>
+          <w:i/>
+          <w:iCs/>
+          <w:color w:val="000000" w:themeColor="text1"/>
+          <w:sz w:val="26"/>
+          <w:szCs w:val="26"/>
+        </w:rPr>
+        <w:t>SoTienChiText</w:t>
+      </w:r>
+      <w:r>
+        <w:rPr>
+          <w:b/>
+          <w:color w:val="000000" w:themeColor="text1"/>
+          <w:sz w:val="26"/>
+          <w:szCs w:val="26"/>
+        </w:rPr>
+        <w:t>]]</w:t>
+      </w:r>
+    </w:p>
+    <w:p>
+      <w:pPr>
+        <w:shd w:val="clear" w:color="auto" w:fill="FFFFFF" w:themeFill="background1"/>
+        <w:spacing w:after="0"/>
+        <w:ind w:right="-279"/>
+        <w:jc w:val="right"/>
+        <w:rPr>
+          <w:i/>
+          <w:iCs/>
+          <w:color w:val="000000" w:themeColor="text1"/>
+          <w:sz w:val="26"/>
+          <w:szCs w:val="26"/>
+        </w:rPr>
+      </w:pPr>
+      <w:r>
+        <w:rPr>
+          <w:i/>
+          <w:iCs/>
+          <w:color w:val="000000" w:themeColor="text1"/>
+          <w:sz w:val="26"/>
+          <w:szCs w:val="26"/>
+        </w:rPr>
+        <w:t>[[</w:t>
+      </w:r>
+      <w:r>
+        <w:rPr>
+          <w:i/>
+          <w:iCs/>
+          <w:color w:val="000000" w:themeColor="text1"/>
+          <w:sz w:val="26"/>
+          <w:szCs w:val="26"/>
+        </w:rPr>
+        <w:t>NgayThangNamHienTaiDayDu</w:t>
+      </w:r>
+      <w:r>
+        <w:rPr>
+          <w:i/>
+          <w:iCs/>
+          <w:color w:val="000000" w:themeColor="text1"/>
+          <w:sz w:val="26"/>
+          <w:szCs w:val="26"/>
+        </w:rPr>
+        <w:t>]]</w:t>
+      </w:r>
+    </w:p>
+    <w:p>
+      <w:pPr>
+        <w:shd w:val="clear" w:color="auto" w:fill="FFFFFF" w:themeFill="background1"/>
+        <w:spacing w:after="0"/>
+        <w:ind w:right="-279"/>
+        <w:jc w:val="right"/>
+        <w:rPr>
+          <w:i/>
+          <w:iCs/>
+          <w:color w:val="000000" w:themeColor="text1"/>
+          <w:sz w:val="26"/>
+          <w:szCs w:val="26"/>
+        </w:rPr>
+      </w:pPr>
+      <w:r>
+        <w:rPr>
+          <w:i/>
+          <w:iCs/>
+          <w:color w:val="000000" w:themeColor="text1"/>
+          <w:sz w:val="26"/>
+          <w:szCs w:val="26"/>
+        </w:rPr>
+        <w:t xml:space="preserve"> </w:t>
+      </w:r>
+    </w:p>
+    <w:tbl>
+      <w:tblPr>
+        <w:tblW w:w="9782" w:type="dxa"/>
+        <w:tblInd w:w="-318" w:type="dxa"/>
+        <w:tblLook w:val="04A0" w:firstRow="1" w:lastRow="0" w:firstColumn="1" w:lastColumn="0" w:noHBand="0" w:noVBand="1"/>
+      </w:tblPr>
+      <w:tblGrid>
+        <w:gridCol w:w="2269"/>
+        <w:gridCol w:w="2410"/>
+        <w:gridCol w:w="2410"/>
+        <w:gridCol w:w="2693"/>
+      </w:tblGrid>
+      <w:tr>
+        <w:trPr>
+          <w:trHeight w:val="390"/>
+        </w:trPr>
+        <w:tc>
+          <w:tcPr>
+            <w:tcW w:w="2269" w:type="dxa"/>
+            <w:noWrap/>
+            <w:hideMark/>
+          </w:tcPr>
+          <w:p>
+            <w:pPr>
+              <w:shd w:val="clear" w:color="auto" w:fill="FFFFFF" w:themeFill="background1"/>
+              <w:spacing w:after="0"/>
+              <w:jc w:val="center"/>
+              <w:rPr>
+                <w:b/>
+                <w:bCs/>
+                <w:color w:val="000000" w:themeColor="text1"/>
+                <w:sz w:val="26"/>
+                <w:szCs w:val="26"/>
+              </w:rPr>
+            </w:pPr>
+            <w:r>
+              <w:rPr>
+                <w:b/>
+                <w:bCs/>
+                <w:color w:val="000000" w:themeColor="text1"/>
+                <w:sz w:val="26"/>
+                <w:szCs w:val="26"/>
+              </w:rPr>
+              <w:t>Giám đốc</w:t>
+            </w:r>
+          </w:p>
+        </w:tc>
+        <w:tc>
+          <w:tcPr>
+            <w:tcW w:w="2410" w:type="dxa"/>
+          </w:tcPr>
+          <w:p>
+            <w:pPr>
+              <w:shd w:val="clear" w:color="auto" w:fill="FFFFFF" w:themeFill="background1"/>
+              <w:spacing w:after="0"/>
+              <w:jc w:val="center"/>
+              <w:rPr>
+                <w:b/>
+                <w:bCs/>
+                <w:color w:val="000000" w:themeColor="text1"/>
+                <w:sz w:val="26"/>
+                <w:szCs w:val="26"/>
+              </w:rPr>
+            </w:pPr>
+            <w:r>
+              <w:rPr>
+                <w:b/>
+                <w:bCs/>
+                <w:color w:val="000000" w:themeColor="text1"/>
+                <w:sz w:val="26"/>
+                <w:szCs w:val="26"/>
+              </w:rPr>
+              <w:t>Kế toán trưởng</w:t>
+            </w:r>
+          </w:p>
+        </w:tc>
+        <w:tc>
+          <w:tcPr>
+            <w:tcW w:w="2410" w:type="dxa"/>
+          </w:tcPr>
+          <w:p>
+            <w:pPr>
+              <w:shd w:val="clear" w:color="auto" w:fill="FFFFFF" w:themeFill="background1"/>
+              <w:spacing w:after="0"/>
+              <w:jc w:val="center"/>
+              <w:rPr>
+                <w:b/>
+                <w:bCs/>
+                <w:color w:val="000000" w:themeColor="text1"/>
+                <w:sz w:val="26"/>
+                <w:szCs w:val="26"/>
+              </w:rPr>
+            </w:pPr>
+            <w:r>
+              <w:rPr>
+                <w:b/>
+                <w:bCs/>
+                <w:color w:val="000000" w:themeColor="text1"/>
+                <w:sz w:val="26"/>
+                <w:szCs w:val="26"/>
+              </w:rPr>
+              <w:t>TT. ĐT&amp;HTQT</w:t>
+            </w:r>
+          </w:p>
+        </w:tc>
+        <w:tc>
+          <w:tcPr>
+            <w:tcW w:w="2693" w:type="dxa"/>
+          </w:tcPr>
+          <w:p>
+            <w:pPr>
+              <w:shd w:val="clear" w:color="auto" w:fill="FFFFFF" w:themeFill="background1"/>
+              <w:spacing w:after="0"/>
+              <w:jc w:val="center"/>
+              <w:rPr>
+                <w:b/>
+                <w:bCs/>
+                <w:color w:val="000000" w:themeColor="text1"/>
+                <w:sz w:val="26"/>
+                <w:szCs w:val="26"/>
+              </w:rPr>
+            </w:pPr>
+            <w:r>
+              <w:rPr>
+                <w:b/>
+                <w:bCs/>
+                <w:color w:val="000000" w:themeColor="text1"/>
+                <w:sz w:val="26"/>
+                <w:szCs w:val="26"/>
+              </w:rPr>
+              <w:t>Người đề nghị</w:t>
+            </w:r>
+          </w:p>
+        </w:tc>
+      </w:tr>
+      <w:tr>
+        <w:trPr>
+          <w:trHeight w:val="390"/>
+        </w:trPr>
+        <w:tc>
+          <w:tcPr>
+            <w:tcW w:w="2269" w:type="dxa"/>
+            <w:noWrap/>
+            <w:vAlign w:val="bottom"/>
+          </w:tcPr>
+          <w:p>
+            <w:pPr>
+              <w:shd w:val="clear" w:color="auto" w:fill="FFFFFF" w:themeFill="background1"/>
+              <w:spacing w:after="0"/>
+              <w:rPr>
+                <w:color w:val="000000" w:themeColor="text1"/>
+                <w:sz w:val="26"/>
+                <w:szCs w:val="26"/>
+              </w:rPr>
+            </w:pPr>
+          </w:p>
+          <w:p>
+            <w:pPr>
+              <w:shd w:val="clear" w:color="auto" w:fill="FFFFFF" w:themeFill="background1"/>
+              <w:spacing w:after="0"/>
+              <w:rPr>
+                <w:color w:val="000000" w:themeColor="text1"/>
+                <w:sz w:val="26"/>
+                <w:szCs w:val="26"/>
+              </w:rPr>
+            </w:pPr>
+          </w:p>
+          <w:p>
+            <w:pPr>
+              <w:shd w:val="clear" w:color="auto" w:fill="FFFFFF" w:themeFill="background1"/>
+              <w:spacing w:after="0"/>
+              <w:rPr>
+                <w:color w:val="000000" w:themeColor="text1"/>
+                <w:sz w:val="26"/>
+                <w:szCs w:val="26"/>
+              </w:rPr>
+            </w:pPr>
+          </w:p>
+        </w:tc>
+        <w:tc>
+          <w:tcPr>
+            <w:tcW w:w="2410" w:type="dxa"/>
+            <w:vAlign w:val="bottom"/>
+          </w:tcPr>
+          <w:p>
+            <w:pPr>
+              <w:shd w:val="clear" w:color="auto" w:fill="FFFFFF" w:themeFill="background1"/>
+              <w:spacing w:after="0"/>
+              <w:rPr>
+                <w:color w:val="000000" w:themeColor="text1"/>
+                <w:sz w:val="26"/>
+                <w:szCs w:val="26"/>
+              </w:rPr>
+            </w:pPr>
+          </w:p>
+        </w:tc>
+        <w:tc>
+          <w:tcPr>
+            <w:tcW w:w="2410" w:type="dxa"/>
+            <w:vAlign w:val="bottom"/>
+          </w:tcPr>
+          <w:p>
+            <w:pPr>
+              <w:shd w:val="clear" w:color="auto" w:fill="FFFFFF" w:themeFill="background1"/>
+              <w:spacing w:after="0"/>
+              <w:rPr>
+                <w:color w:val="000000" w:themeColor="text1"/>
+                <w:sz w:val="26"/>
+                <w:szCs w:val="26"/>
+              </w:rPr>
+            </w:pPr>
+          </w:p>
+        </w:tc>
+        <w:tc>
+          <w:tcPr>
+            <w:tcW w:w="2693" w:type="dxa"/>
+            <w:vAlign w:val="bottom"/>
+          </w:tcPr>
+          <w:p>
+            <w:pPr>
+              <w:shd w:val="clear" w:color="auto" w:fill="FFFFFF" w:themeFill="background1"/>
+              <w:spacing w:after="0"/>
+              <w:rPr>
+                <w:color w:val="000000" w:themeColor="text1"/>
+                <w:sz w:val="26"/>
+                <w:szCs w:val="26"/>
+              </w:rPr>
+            </w:pPr>
+          </w:p>
+          <w:p>
+            <w:pPr>
+              <w:shd w:val="clear" w:color="auto" w:fill="FFFFFF" w:themeFill="background1"/>
+              <w:spacing w:after="0"/>
+              <w:rPr>
+                <w:color w:val="000000" w:themeColor="text1"/>
+                <w:sz w:val="26"/>
+                <w:szCs w:val="26"/>
+              </w:rPr>
+            </w:pPr>
+          </w:p>
+          <w:p>
+            <w:pPr>
+              <w:shd w:val="clear" w:color="auto" w:fill="FFFFFF" w:themeFill="background1"/>
+              <w:spacing w:after="0"/>
+              <w:rPr>
+                <w:color w:val="000000" w:themeColor="text1"/>
+                <w:sz w:val="26"/>
+                <w:szCs w:val="26"/>
+              </w:rPr>
+            </w:pPr>
+          </w:p>
+          <w:p>
+            <w:pPr>
+              <w:shd w:val="clear" w:color="auto" w:fill="FFFFFF" w:themeFill="background1"/>
+              <w:spacing w:after="0"/>
+              <w:rPr>
+                <w:color w:val="000000" w:themeColor="text1"/>
+                <w:sz w:val="26"/>
+                <w:szCs w:val="26"/>
+              </w:rPr>
+            </w:pPr>
+          </w:p>
+        </w:tc>
+      </w:tr>
+      <w:tr>
+        <w:trPr>
+          <w:trHeight w:val="390"/>
+        </w:trPr>
+        <w:tc>
+          <w:tcPr>
+            <w:tcW w:w="2269" w:type="dxa"/>
+            <w:noWrap/>
+            <w:vAlign w:val="bottom"/>
+          </w:tcPr>
+          <w:p>
+            <w:pPr>
+              <w:shd w:val="clear" w:color="auto" w:fill="FFFFFF" w:themeFill="background1"/>
+              <w:spacing w:after="0"/>
+              <w:jc w:val="center"/>
+              <w:rPr>
+                <w:b/>
+                <w:bCs/>
+                <w:color w:val="000000" w:themeColor="text1"/>
+              </w:rPr>
+            </w:pPr>
+            <w:r>
+              <w:rPr>
+                <w:b/>
+                <w:bCs/>
+                <w:color w:val="000000" w:themeColor="text1"/>
+              </w:rPr>
+              <w:t xml:space="preserve"> </w:t>
+            </w:r>
+          </w:p>
+        </w:tc>
+        <w:tc>
+          <w:tcPr>
+            <w:tcW w:w="2410" w:type="dxa"/>
+            <w:vAlign w:val="bottom"/>
+          </w:tcPr>
+          <w:p>
+            <w:pPr>
+              <w:shd w:val="clear" w:color="auto" w:fill="FFFFFF" w:themeFill="background1"/>
+              <w:spacing w:after="0"/>
+              <w:jc w:val="center"/>
+              <w:rPr>
+                <w:b/>
+                <w:bCs/>
+                <w:color w:val="000000" w:themeColor="text1"/>
+              </w:rPr>
+            </w:pPr>
+            <w:r>
+              <w:rPr>
+                <w:b/>
+                <w:bCs/>
+                <w:color w:val="000000" w:themeColor="text1"/>
+              </w:rPr>
+              <w:t xml:space="preserve"> </w:t>
+            </w:r>
+          </w:p>
+        </w:tc>
+        <w:tc>
+          <w:tcPr>
+            <w:tcW w:w="2410" w:type="dxa"/>
+            <w:vAlign w:val="bottom"/>
+          </w:tcPr>
+          <w:p>
+            <w:pPr>
+              <w:shd w:val="clear" w:color="auto" w:fill="FFFFFF" w:themeFill="background1"/>
+              <w:spacing w:after="0"/>
+              <w:jc w:val="center"/>
+              <w:rPr>
+                <w:b/>
+                <w:bCs/>
+                <w:color w:val="000000" w:themeColor="text1"/>
+              </w:rPr>
+            </w:pPr>
+            <w:r>
+              <w:rPr>
+                <w:b/>
+                <w:bCs/>
+                <w:color w:val="000000" w:themeColor="text1"/>
+              </w:rPr>
+              <w:t xml:space="preserve"> </w:t>
+            </w:r>
+          </w:p>
+        </w:tc>
+        <w:tc>
+          <w:tcPr>
+            <w:tcW w:w="2693" w:type="dxa"/>
+            <w:vAlign w:val="bottom"/>
+          </w:tcPr>
+          <w:p>
+            <w:pPr>
+              <w:shd w:val="clear" w:color="auto" w:fill="FFFFFF" w:themeFill="background1"/>
+              <w:spacing w:after="0"/>
+              <w:rPr>
+                <w:b/>
+                <w:bCs/>
+                <w:color w:val="000000" w:themeColor="text1"/>
+              </w:rPr>
+            </w:pPr>
+            <w:r>
+              <w:rPr>
+                <w:b/>
+                <w:bCs/>
+                <w:color w:val="000000" w:themeColor="text1"/>
+              </w:rPr>
+              <w:t xml:space="preserve"> </w:t>
+            </w:r>
+          </w:p>
+        </w:tc>
+      </w:tr>
+    </w:tbl>
+    <w:p>
+      <w:pPr>
+        <w:spacing w:after="0"/>
+      </w:pPr>
+    </w:p>
     <w:sectPr>
       <w:pgSz w:w="11907" w:h="16840" w:code="9"/>
       <w:pgMar w:top="1134" w:right="1134" w:bottom="1134" w:left="1701" w:header="720" w:footer="720" w:gutter="0"/>
@@ -14,7 +3169,7 @@
 </file>
 
 <file path=word/styles.xml><?xml version="1.0" encoding="utf-8"?>
-<w:styles xmlns:mc="http://schemas.openxmlformats.org/markup-compatibility/2006" xmlns:r="http://schemas.openxmlformats.org/officeDocument/2006/relationships" xmlns:w="http://schemas.openxmlformats.org/wordprocessingml/2006/main" xmlns:w14="http://schemas.microsoft.com/office/word/2010/wordml" xmlns:w15="http://schemas.microsoft.com/office/word/2012/wordml" xmlns:w16cex="http://schemas.microsoft.com/office/word/2018/wordml/cex" xmlns:w16cid="http://schemas.microsoft.com/office/word/2016/wordml/cid" xmlns:w16="http://schemas.microsoft.com/office/word/2018/wordml" xmlns:w16sdtdh="http://schemas.microsoft.com/office/word/2020/wordml/sdtdatahash" xmlns:w16se="http://schemas.microsoft.com/office/word/2015/wordml/symex" mc:Ignorable="w14 w15 w16se w16cid w16 w16cex w16sdtdh">
+<w:styles xmlns:mc="http://schemas.openxmlformats.org/markup-compatibility/2006" xmlns:r="http://schemas.openxmlformats.org/officeDocument/2006/relationships" xmlns:w="http://schemas.openxmlformats.org/wordprocessingml/2006/main" xmlns:w14="http://schemas.microsoft.com/office/word/2010/wordml" xmlns:w15="http://schemas.microsoft.com/office/word/2012/wordml" xmlns:w16cex="http://schemas.microsoft.com/office/word/2018/wordml/cex" xmlns:w16cid="http://schemas.microsoft.com/office/word/2016/wordml/cid" xmlns:w16="http://schemas.microsoft.com/office/word/2018/wordml" xmlns:w16du="http://schemas.microsoft.com/office/word/2023/wordml/word16du" xmlns:w16sdtdh="http://schemas.microsoft.com/office/word/2020/wordml/sdtdatahash" xmlns:w16sdtfl="http://schemas.microsoft.com/office/word/2024/wordml/sdtformatlock" xmlns:w16se="http://schemas.microsoft.com/office/word/2015/wordml/symex" mc:Ignorable="w14 w15 w16se w16cid w16 w16cex w16sdtdh w16sdtfl w16du">
   <w:docDefaults>
     <w:rPrDefault>
       <w:rPr>
@@ -187,7 +3342,7 @@
     <w:lsdException w:name="Table Web 2" w:semiHidden="1" w:unhideWhenUsed="1"/>
     <w:lsdException w:name="Table Web 3" w:semiHidden="1" w:unhideWhenUsed="1"/>
     <w:lsdException w:name="Balloon Text" w:semiHidden="1" w:unhideWhenUsed="1"/>
-    <w:lsdException w:name="Table Grid" w:uiPriority="39"/>
+    <w:lsdException w:name="Table Grid" w:uiPriority="59"/>
     <w:lsdException w:name="Table Theme" w:semiHidden="1" w:unhideWhenUsed="1"/>
     <w:lsdException w:name="Placeholder Text" w:semiHidden="1"/>
     <w:lsdException w:name="No Spacing" w:uiPriority="1" w:qFormat="1"/>
@@ -860,7 +4015,9 @@
   </w:style>
   <w:style w:type="paragraph" w:styleId="ListParagraph">
     <w:name w:val="List Paragraph"/>
+    <w:aliases w:val="bullet 1,bullet,List Paragraph11,List Paragraph2,Pictures"/>
     <w:basedOn w:val="Normal"/>
+    <w:link w:val="ListParagraphChar"/>
     <w:uiPriority w:val="34"/>
     <w:qFormat/>
     <w:rsid w:val="00C60E8A"/>
@@ -929,6 +4086,41 @@
       <w:color w:val="0F4761" w:themeColor="accent1" w:themeShade="BF"/>
       <w:spacing w:val="5"/>
     </w:rPr>
+  </w:style>
+  <w:style w:type="table" w:styleId="TableGrid">
+    <w:name w:val="Table Grid"/>
+    <w:basedOn w:val="TableNormal"/>
+    <w:uiPriority w:val="59"/>
+    <w:rsid w:val="0069248E"/>
+    <w:pPr>
+      <w:spacing w:after="0" w:line="240" w:lineRule="auto"/>
+    </w:pPr>
+    <w:rPr>
+      <w:rFonts w:eastAsia="Times New Roman" w:cs="Times New Roman"/>
+      <w:kern w:val="0"/>
+      <w:sz w:val="20"/>
+      <w:szCs w:val="20"/>
+      <w:lang w:val="vi-VN" w:eastAsia="vi-VN"/>
+      <w14:ligatures w14:val="none"/>
+    </w:rPr>
+    <w:tblPr>
+      <w:tblBorders>
+        <w:top w:val="single" w:sz="4" w:space="0" w:color="auto"/>
+        <w:left w:val="single" w:sz="4" w:space="0" w:color="auto"/>
+        <w:bottom w:val="single" w:sz="4" w:space="0" w:color="auto"/>
+        <w:right w:val="single" w:sz="4" w:space="0" w:color="auto"/>
+        <w:insideH w:val="single" w:sz="4" w:space="0" w:color="auto"/>
+        <w:insideV w:val="single" w:sz="4" w:space="0" w:color="auto"/>
+      </w:tblBorders>
+    </w:tblPr>
+  </w:style>
+  <w:style w:type="character" w:customStyle="1" w:styleId="ListParagraphChar">
+    <w:name w:val="List Paragraph Char"/>
+    <w:aliases w:val="bullet 1 Char,bullet Char,List Paragraph11 Char,List Paragraph2 Char,Pictures Char"/>
+    <w:basedOn w:val="DefaultParagraphFont"/>
+    <w:link w:val="ListParagraph"/>
+    <w:uiPriority w:val="34"/>
+    <w:rsid w:val="0069248E"/>
   </w:style>
 </w:styles>
 </file>
